--- a/data/03_investment_memo/investment_memo_32.docx
+++ b/data/03_investment_memo/investment_memo_32.docx
@@ -21,54 +21,6 @@
     <w:p>
       <w:r>
         <w:br/>
-        <w:t>立信电子网络有限公司 是中国 云计算 行业的重要企业之一。</w:t>
-        <w:br/>
-        <w:t>根据华辰资本 量化研究部 的研究，该公司成立于 2009 年，</w:t>
-        <w:br/>
-        <w:t>目前员工规模约 5145 人。公司近年来持续加大研发投入，</w:t>
-        <w:br/>
-        <w:t>在核心技术方面形成了较强的竞争壁垒。</w:t>
-        <w:br/>
-      </w:r>
-    </w:p>
-    <w:p>
-      <w:r>
-        <w:br/>
-        <w:t>风险管理部认为，人工智能 行业仍然面临若干</w:t>
-        <w:br/>
-        <w:t>不确定性因素，包括技术迭代风险、政策变化、</w:t>
-        <w:br/>
-        <w:t>以及市场竞争加剧等问题。</w:t>
-        <w:br/>
-      </w:r>
-    </w:p>
-    <w:p>
-      <w:r>
-        <w:br/>
-        <w:t>从产业链角度看，云计算 行业主要由上游设备厂商、</w:t>
-        <w:br/>
-        <w:t>中游平台企业以及下游应用厂商组成。</w:t>
-        <w:br/>
-        <w:t>精芯科技有限公司 主要位于产业链的 中游 环节。</w:t>
-        <w:br/>
-      </w:r>
-    </w:p>
-    <w:p>
-      <w:r>
-        <w:br/>
-        <w:t>创汇传媒有限公司 是中国 新能源 行业的重要企业之一。</w:t>
-        <w:br/>
-        <w:t>根据华辰资本 量化研究部 的研究，该公司成立于 2007 年，</w:t>
-        <w:br/>
-        <w:t>目前员工规模约 7155 人。公司近年来持续加大研发投入，</w:t>
-        <w:br/>
-        <w:t>在核心技术方面形成了较强的竞争壁垒。</w:t>
-        <w:br/>
-      </w:r>
-    </w:p>
-    <w:p>
-      <w:r>
-        <w:br/>
         <w:t>风险管理部认为，半导体 行业仍然面临若干</w:t>
         <w:br/>
         <w:t>不确定性因素，包括技术迭代风险、政策变化、</w:t>
@@ -80,771 +32,11 @@
     <w:p>
       <w:r>
         <w:br/>
-        <w:t>华辰资本旗下的 HC Global Macro Fund 在最近的资产配置会议中</w:t>
+        <w:t>华辰资本旗下的 HC Alpha Growth Fund 在最近的资产配置会议中</w:t>
         <w:br/>
-        <w:t>讨论了 医疗科技 行业的投资机会，并对 创联世纪科技有限公司</w:t>
+        <w:t>讨论了 半导体 行业的投资机会，并对 联软网络有限公司</w:t>
         <w:br/>
         <w:t>进行了重点评估。</w:t>
-        <w:br/>
-      </w:r>
-    </w:p>
-    <w:p>
-      <w:r>
-        <w:br/>
-        <w:t>华辰资本旗下的 HC Quant Arbitrage Fund 在最近的资产配置会议中</w:t>
-        <w:br/>
-        <w:t>讨论了 半导体 行业的投资机会，并对 佳禾科技有限公司</w:t>
-        <w:br/>
-        <w:t>进行了重点评估。</w:t>
-        <w:br/>
-      </w:r>
-    </w:p>
-    <w:p>
-      <w:r>
-        <w:br/>
-        <w:t>凌云网络有限公司 是中国 医疗科技 行业的重要企业之一。</w:t>
-        <w:br/>
-        <w:t>根据华辰资本 量化研究部 的研究，该公司成立于 2020 年，</w:t>
-        <w:br/>
-        <w:t>目前员工规模约 730 人。公司近年来持续加大研发投入，</w:t>
-        <w:br/>
-        <w:t>在核心技术方面形成了较强的竞争壁垒。</w:t>
-        <w:br/>
-      </w:r>
-    </w:p>
-    <w:tbl>
-      <w:tblPr>
-        <w:tblW w:type="auto" w:w="0"/>
-        <w:tblLook w:firstColumn="1" w:firstRow="1" w:lastColumn="0" w:lastRow="0" w:noHBand="0" w:noVBand="1" w:val="04A0"/>
-      </w:tblPr>
-      <w:tblGrid>
-        <w:gridCol w:w="2160"/>
-        <w:gridCol w:w="2160"/>
-        <w:gridCol w:w="2160"/>
-        <w:gridCol w:w="2160"/>
-      </w:tblGrid>
-      <w:tr>
-        <w:tc>
-          <w:tcPr>
-            <w:tcW w:type="dxa" w:w="2160"/>
-          </w:tcPr>
-          <w:p>
-            <w:r>
-              <w:t>公司</w:t>
-            </w:r>
-          </w:p>
-        </w:tc>
-        <w:tc>
-          <w:tcPr>
-            <w:tcW w:type="dxa" w:w="2160"/>
-          </w:tcPr>
-          <w:p>
-            <w:r>
-              <w:t>行业</w:t>
-            </w:r>
-          </w:p>
-        </w:tc>
-        <w:tc>
-          <w:tcPr>
-            <w:tcW w:type="dxa" w:w="2160"/>
-          </w:tcPr>
-          <w:p>
-            <w:r>
-              <w:t>市值</w:t>
-            </w:r>
-          </w:p>
-        </w:tc>
-        <w:tc>
-          <w:tcPr>
-            <w:tcW w:type="dxa" w:w="2160"/>
-          </w:tcPr>
-          <w:p>
-            <w:r>
-              <w:t>增长率</w:t>
-            </w:r>
-          </w:p>
-        </w:tc>
-      </w:tr>
-      <w:tr>
-        <w:tc>
-          <w:tcPr>
-            <w:tcW w:type="dxa" w:w="2160"/>
-          </w:tcPr>
-          <w:p>
-            <w:r>
-              <w:t>国讯网络有限公司</w:t>
-            </w:r>
-          </w:p>
-        </w:tc>
-        <w:tc>
-          <w:tcPr>
-            <w:tcW w:type="dxa" w:w="2160"/>
-          </w:tcPr>
-          <w:p>
-            <w:r>
-              <w:t>云计算</w:t>
-            </w:r>
-          </w:p>
-        </w:tc>
-        <w:tc>
-          <w:tcPr>
-            <w:tcW w:type="dxa" w:w="2160"/>
-          </w:tcPr>
-          <w:p>
-            <w:r>
-              <w:t>402亿</w:t>
-            </w:r>
-          </w:p>
-        </w:tc>
-        <w:tc>
-          <w:tcPr>
-            <w:tcW w:type="dxa" w:w="2160"/>
-          </w:tcPr>
-          <w:p>
-            <w:r>
-              <w:t>28%</w:t>
-            </w:r>
-          </w:p>
-        </w:tc>
-      </w:tr>
-      <w:tr>
-        <w:tc>
-          <w:tcPr>
-            <w:tcW w:type="dxa" w:w="2160"/>
-          </w:tcPr>
-          <w:p>
-            <w:r>
-              <w:t>浦华众城信息有限公司</w:t>
-            </w:r>
-          </w:p>
-        </w:tc>
-        <w:tc>
-          <w:tcPr>
-            <w:tcW w:type="dxa" w:w="2160"/>
-          </w:tcPr>
-          <w:p>
-            <w:r>
-              <w:t>云计算</w:t>
-            </w:r>
-          </w:p>
-        </w:tc>
-        <w:tc>
-          <w:tcPr>
-            <w:tcW w:type="dxa" w:w="2160"/>
-          </w:tcPr>
-          <w:p>
-            <w:r>
-              <w:t>119亿</w:t>
-            </w:r>
-          </w:p>
-        </w:tc>
-        <w:tc>
-          <w:tcPr>
-            <w:tcW w:type="dxa" w:w="2160"/>
-          </w:tcPr>
-          <w:p>
-            <w:r>
-              <w:t>28%</w:t>
-            </w:r>
-          </w:p>
-        </w:tc>
-      </w:tr>
-      <w:tr>
-        <w:tc>
-          <w:tcPr>
-            <w:tcW w:type="dxa" w:w="2160"/>
-          </w:tcPr>
-          <w:p>
-            <w:r>
-              <w:t>精芯科技有限公司</w:t>
-            </w:r>
-          </w:p>
-        </w:tc>
-        <w:tc>
-          <w:tcPr>
-            <w:tcW w:type="dxa" w:w="2160"/>
-          </w:tcPr>
-          <w:p>
-            <w:r>
-              <w:t>云计算</w:t>
-            </w:r>
-          </w:p>
-        </w:tc>
-        <w:tc>
-          <w:tcPr>
-            <w:tcW w:type="dxa" w:w="2160"/>
-          </w:tcPr>
-          <w:p>
-            <w:r>
-              <w:t>535亿</w:t>
-            </w:r>
-          </w:p>
-        </w:tc>
-        <w:tc>
-          <w:tcPr>
-            <w:tcW w:type="dxa" w:w="2160"/>
-          </w:tcPr>
-          <w:p>
-            <w:r>
-              <w:t>20%</w:t>
-            </w:r>
-          </w:p>
-        </w:tc>
-      </w:tr>
-      <w:tr>
-        <w:tc>
-          <w:tcPr>
-            <w:tcW w:type="dxa" w:w="2160"/>
-          </w:tcPr>
-          <w:p>
-            <w:r>
-              <w:t>天益科技有限公司</w:t>
-            </w:r>
-          </w:p>
-        </w:tc>
-        <w:tc>
-          <w:tcPr>
-            <w:tcW w:type="dxa" w:w="2160"/>
-          </w:tcPr>
-          <w:p>
-            <w:r>
-              <w:t>半导体</w:t>
-            </w:r>
-          </w:p>
-        </w:tc>
-        <w:tc>
-          <w:tcPr>
-            <w:tcW w:type="dxa" w:w="2160"/>
-          </w:tcPr>
-          <w:p>
-            <w:r>
-              <w:t>185亿</w:t>
-            </w:r>
-          </w:p>
-        </w:tc>
-        <w:tc>
-          <w:tcPr>
-            <w:tcW w:type="dxa" w:w="2160"/>
-          </w:tcPr>
-          <w:p>
-            <w:r>
-              <w:t>13%</w:t>
-            </w:r>
-          </w:p>
-        </w:tc>
-      </w:tr>
-      <w:tr>
-        <w:tc>
-          <w:tcPr>
-            <w:tcW w:type="dxa" w:w="2160"/>
-          </w:tcPr>
-          <w:p>
-            <w:r>
-              <w:t>精芯信息有限公司</w:t>
-            </w:r>
-          </w:p>
-        </w:tc>
-        <w:tc>
-          <w:tcPr>
-            <w:tcW w:type="dxa" w:w="2160"/>
-          </w:tcPr>
-          <w:p>
-            <w:r>
-              <w:t>消费科技</w:t>
-            </w:r>
-          </w:p>
-        </w:tc>
-        <w:tc>
-          <w:tcPr>
-            <w:tcW w:type="dxa" w:w="2160"/>
-          </w:tcPr>
-          <w:p>
-            <w:r>
-              <w:t>208亿</w:t>
-            </w:r>
-          </w:p>
-        </w:tc>
-        <w:tc>
-          <w:tcPr>
-            <w:tcW w:type="dxa" w:w="2160"/>
-          </w:tcPr>
-          <w:p>
-            <w:r>
-              <w:t>22%</w:t>
-            </w:r>
-          </w:p>
-        </w:tc>
-      </w:tr>
-      <w:tr>
-        <w:tc>
-          <w:tcPr>
-            <w:tcW w:type="dxa" w:w="2160"/>
-          </w:tcPr>
-          <w:p>
-            <w:r>
-              <w:t>富罳信息有限公司</w:t>
-            </w:r>
-          </w:p>
-        </w:tc>
-        <w:tc>
-          <w:tcPr>
-            <w:tcW w:type="dxa" w:w="2160"/>
-          </w:tcPr>
-          <w:p>
-            <w:r>
-              <w:t>医疗科技</w:t>
-            </w:r>
-          </w:p>
-        </w:tc>
-        <w:tc>
-          <w:tcPr>
-            <w:tcW w:type="dxa" w:w="2160"/>
-          </w:tcPr>
-          <w:p>
-            <w:r>
-              <w:t>167亿</w:t>
-            </w:r>
-          </w:p>
-        </w:tc>
-        <w:tc>
-          <w:tcPr>
-            <w:tcW w:type="dxa" w:w="2160"/>
-          </w:tcPr>
-          <w:p>
-            <w:r>
-              <w:t>5%</w:t>
-            </w:r>
-          </w:p>
-        </w:tc>
-      </w:tr>
-      <w:tr>
-        <w:tc>
-          <w:tcPr>
-            <w:tcW w:type="dxa" w:w="2160"/>
-          </w:tcPr>
-          <w:p>
-            <w:r>
-              <w:t>信诚致远传媒有限公司</w:t>
-            </w:r>
-          </w:p>
-        </w:tc>
-        <w:tc>
-          <w:tcPr>
-            <w:tcW w:type="dxa" w:w="2160"/>
-          </w:tcPr>
-          <w:p>
-            <w:r>
-              <w:t>人工智能</w:t>
-            </w:r>
-          </w:p>
-        </w:tc>
-        <w:tc>
-          <w:tcPr>
-            <w:tcW w:type="dxa" w:w="2160"/>
-          </w:tcPr>
-          <w:p>
-            <w:r>
-              <w:t>170亿</w:t>
-            </w:r>
-          </w:p>
-        </w:tc>
-        <w:tc>
-          <w:tcPr>
-            <w:tcW w:type="dxa" w:w="2160"/>
-          </w:tcPr>
-          <w:p>
-            <w:r>
-              <w:t>6%</w:t>
-            </w:r>
-          </w:p>
-        </w:tc>
-      </w:tr>
-      <w:tr>
-        <w:tc>
-          <w:tcPr>
-            <w:tcW w:type="dxa" w:w="2160"/>
-          </w:tcPr>
-          <w:p>
-            <w:r>
-              <w:t>鸿睿思博信息有限公司</w:t>
-            </w:r>
-          </w:p>
-        </w:tc>
-        <w:tc>
-          <w:tcPr>
-            <w:tcW w:type="dxa" w:w="2160"/>
-          </w:tcPr>
-          <w:p>
-            <w:r>
-              <w:t>半导体</w:t>
-            </w:r>
-          </w:p>
-        </w:tc>
-        <w:tc>
-          <w:tcPr>
-            <w:tcW w:type="dxa" w:w="2160"/>
-          </w:tcPr>
-          <w:p>
-            <w:r>
-              <w:t>574亿</w:t>
-            </w:r>
-          </w:p>
-        </w:tc>
-        <w:tc>
-          <w:tcPr>
-            <w:tcW w:type="dxa" w:w="2160"/>
-          </w:tcPr>
-          <w:p>
-            <w:r>
-              <w:t>27%</w:t>
-            </w:r>
-          </w:p>
-        </w:tc>
-      </w:tr>
-      <w:tr>
-        <w:tc>
-          <w:tcPr>
-            <w:tcW w:type="dxa" w:w="2160"/>
-          </w:tcPr>
-          <w:p>
-            <w:r>
-              <w:t>佳禾科技有限公司</w:t>
-            </w:r>
-          </w:p>
-        </w:tc>
-        <w:tc>
-          <w:tcPr>
-            <w:tcW w:type="dxa" w:w="2160"/>
-          </w:tcPr>
-          <w:p>
-            <w:r>
-              <w:t>半导体</w:t>
-            </w:r>
-          </w:p>
-        </w:tc>
-        <w:tc>
-          <w:tcPr>
-            <w:tcW w:type="dxa" w:w="2160"/>
-          </w:tcPr>
-          <w:p>
-            <w:r>
-              <w:t>382亿</w:t>
-            </w:r>
-          </w:p>
-        </w:tc>
-        <w:tc>
-          <w:tcPr>
-            <w:tcW w:type="dxa" w:w="2160"/>
-          </w:tcPr>
-          <w:p>
-            <w:r>
-              <w:t>5%</w:t>
-            </w:r>
-          </w:p>
-        </w:tc>
-      </w:tr>
-      <w:tr>
-        <w:tc>
-          <w:tcPr>
-            <w:tcW w:type="dxa" w:w="2160"/>
-          </w:tcPr>
-          <w:p>
-            <w:r>
-              <w:t>东方峻景网络有限公司</w:t>
-            </w:r>
-          </w:p>
-        </w:tc>
-        <w:tc>
-          <w:tcPr>
-            <w:tcW w:type="dxa" w:w="2160"/>
-          </w:tcPr>
-          <w:p>
-            <w:r>
-              <w:t>机器人</w:t>
-            </w:r>
-          </w:p>
-        </w:tc>
-        <w:tc>
-          <w:tcPr>
-            <w:tcW w:type="dxa" w:w="2160"/>
-          </w:tcPr>
-          <w:p>
-            <w:r>
-              <w:t>602亿</w:t>
-            </w:r>
-          </w:p>
-        </w:tc>
-        <w:tc>
-          <w:tcPr>
-            <w:tcW w:type="dxa" w:w="2160"/>
-          </w:tcPr>
-          <w:p>
-            <w:r>
-              <w:t>23%</w:t>
-            </w:r>
-          </w:p>
-        </w:tc>
-      </w:tr>
-      <w:tr>
-        <w:tc>
-          <w:tcPr>
-            <w:tcW w:type="dxa" w:w="2160"/>
-          </w:tcPr>
-          <w:p>
-            <w:r>
-              <w:t>和泰传媒有限公司</w:t>
-            </w:r>
-          </w:p>
-        </w:tc>
-        <w:tc>
-          <w:tcPr>
-            <w:tcW w:type="dxa" w:w="2160"/>
-          </w:tcPr>
-          <w:p>
-            <w:r>
-              <w:t>消费科技</w:t>
-            </w:r>
-          </w:p>
-        </w:tc>
-        <w:tc>
-          <w:tcPr>
-            <w:tcW w:type="dxa" w:w="2160"/>
-          </w:tcPr>
-          <w:p>
-            <w:r>
-              <w:t>153亿</w:t>
-            </w:r>
-          </w:p>
-        </w:tc>
-        <w:tc>
-          <w:tcPr>
-            <w:tcW w:type="dxa" w:w="2160"/>
-          </w:tcPr>
-          <w:p>
-            <w:r>
-              <w:t>23%</w:t>
-            </w:r>
-          </w:p>
-        </w:tc>
-      </w:tr>
-      <w:tr>
-        <w:tc>
-          <w:tcPr>
-            <w:tcW w:type="dxa" w:w="2160"/>
-          </w:tcPr>
-          <w:p>
-            <w:r>
-              <w:t>精芯信息有限公司</w:t>
-            </w:r>
-          </w:p>
-        </w:tc>
-        <w:tc>
-          <w:tcPr>
-            <w:tcW w:type="dxa" w:w="2160"/>
-          </w:tcPr>
-          <w:p>
-            <w:r>
-              <w:t>消费科技</w:t>
-            </w:r>
-          </w:p>
-        </w:tc>
-        <w:tc>
-          <w:tcPr>
-            <w:tcW w:type="dxa" w:w="2160"/>
-          </w:tcPr>
-          <w:p>
-            <w:r>
-              <w:t>372亿</w:t>
-            </w:r>
-          </w:p>
-        </w:tc>
-        <w:tc>
-          <w:tcPr>
-            <w:tcW w:type="dxa" w:w="2160"/>
-          </w:tcPr>
-          <w:p>
-            <w:r>
-              <w:t>10%</w:t>
-            </w:r>
-          </w:p>
-        </w:tc>
-      </w:tr>
-      <w:tr>
-        <w:tc>
-          <w:tcPr>
-            <w:tcW w:type="dxa" w:w="2160"/>
-          </w:tcPr>
-          <w:p>
-            <w:r>
-              <w:t>九方信息有限公司</w:t>
-            </w:r>
-          </w:p>
-        </w:tc>
-        <w:tc>
-          <w:tcPr>
-            <w:tcW w:type="dxa" w:w="2160"/>
-          </w:tcPr>
-          <w:p>
-            <w:r>
-              <w:t>新能源</w:t>
-            </w:r>
-          </w:p>
-        </w:tc>
-        <w:tc>
-          <w:tcPr>
-            <w:tcW w:type="dxa" w:w="2160"/>
-          </w:tcPr>
-          <w:p>
-            <w:r>
-              <w:t>244亿</w:t>
-            </w:r>
-          </w:p>
-        </w:tc>
-        <w:tc>
-          <w:tcPr>
-            <w:tcW w:type="dxa" w:w="2160"/>
-          </w:tcPr>
-          <w:p>
-            <w:r>
-              <w:t>7%</w:t>
-            </w:r>
-          </w:p>
-        </w:tc>
-      </w:tr>
-      <w:tr>
-        <w:tc>
-          <w:tcPr>
-            <w:tcW w:type="dxa" w:w="2160"/>
-          </w:tcPr>
-          <w:p>
-            <w:r>
-              <w:t>银嘉信息有限公司</w:t>
-            </w:r>
-          </w:p>
-        </w:tc>
-        <w:tc>
-          <w:tcPr>
-            <w:tcW w:type="dxa" w:w="2160"/>
-          </w:tcPr>
-          <w:p>
-            <w:r>
-              <w:t>消费科技</w:t>
-            </w:r>
-          </w:p>
-        </w:tc>
-        <w:tc>
-          <w:tcPr>
-            <w:tcW w:type="dxa" w:w="2160"/>
-          </w:tcPr>
-          <w:p>
-            <w:r>
-              <w:t>436亿</w:t>
-            </w:r>
-          </w:p>
-        </w:tc>
-        <w:tc>
-          <w:tcPr>
-            <w:tcW w:type="dxa" w:w="2160"/>
-          </w:tcPr>
-          <w:p>
-            <w:r>
-              <w:t>13%</w:t>
-            </w:r>
-          </w:p>
-        </w:tc>
-      </w:tr>
-      <w:tr>
-        <w:tc>
-          <w:tcPr>
-            <w:tcW w:type="dxa" w:w="2160"/>
-          </w:tcPr>
-          <w:p>
-            <w:r>
-              <w:t>易动力科技有限公司</w:t>
-            </w:r>
-          </w:p>
-        </w:tc>
-        <w:tc>
-          <w:tcPr>
-            <w:tcW w:type="dxa" w:w="2160"/>
-          </w:tcPr>
-          <w:p>
-            <w:r>
-              <w:t>云计算</w:t>
-            </w:r>
-          </w:p>
-        </w:tc>
-        <w:tc>
-          <w:tcPr>
-            <w:tcW w:type="dxa" w:w="2160"/>
-          </w:tcPr>
-          <w:p>
-            <w:r>
-              <w:t>211亿</w:t>
-            </w:r>
-          </w:p>
-        </w:tc>
-        <w:tc>
-          <w:tcPr>
-            <w:tcW w:type="dxa" w:w="2160"/>
-          </w:tcPr>
-          <w:p>
-            <w:r>
-              <w:t>29%</w:t>
-            </w:r>
-          </w:p>
-        </w:tc>
-      </w:tr>
-    </w:tbl>
-    <w:p>
-      <w:pPr>
-        <w:pStyle w:val="Heading1"/>
-      </w:pPr>
-      <w:r>
-        <w:t>行业分析 2</w:t>
-      </w:r>
-    </w:p>
-    <w:p>
-      <w:r>
-        <w:br/>
-        <w:t>华辰资本旗下的 HC Global Macro Fund 在最近的资产配置会议中</w:t>
-        <w:br/>
-        <w:t>讨论了 新能源 行业的投资机会，并对 鸿睿思博网络有限公司</w:t>
-        <w:br/>
-        <w:t>进行了重点评估。</w:t>
-        <w:br/>
-      </w:r>
-    </w:p>
-    <w:p>
-      <w:r>
-        <w:br/>
-        <w:t>根据内部财务模型测算，迪摩科技有限公司 在未来三年</w:t>
-        <w:br/>
-        <w:t>收入复合增长率预计可达到 28% 左右。</w:t>
-        <w:br/>
-        <w:t>该预测基于行业需求增长以及公司产能扩张计划。</w:t>
-        <w:br/>
-      </w:r>
-    </w:p>
-    <w:p>
-      <w:r>
-        <w:br/>
-        <w:t>根据内部财务模型测算，鸿睿思博网络有限公司 在未来三年</w:t>
-        <w:br/>
-        <w:t>收入复合增长率预计可达到 35% 左右。</w:t>
-        <w:br/>
-        <w:t>该预测基于行业需求增长以及公司产能扩张计划。</w:t>
-        <w:br/>
-      </w:r>
-    </w:p>
-    <w:p>
-      <w:r>
-        <w:br/>
-        <w:t>根据内部财务模型测算，九方信息有限公司 在未来三年</w:t>
-        <w:br/>
-        <w:t>收入复合增长率预计可达到 15% 左右。</w:t>
-        <w:br/>
-        <w:t>该预测基于行业需求增长以及公司产能扩张计划。</w:t>
         <w:br/>
       </w:r>
     </w:p>
@@ -862,22 +54,44 @@
     <w:p>
       <w:r>
         <w:br/>
-        <w:t>根据内部财务模型测算，雨林木风计算机科技有限公司 在未来三年</w:t>
+        <w:t>从产业链角度看，云计算 行业主要由上游设备厂商、</w:t>
         <w:br/>
-        <w:t>收入复合增长率预计可达到 23% 左右。</w:t>
+        <w:t>中游平台企业以及下游应用厂商组成。</w:t>
         <w:br/>
-        <w:t>该预测基于行业需求增长以及公司产能扩张计划。</w:t>
+        <w:t>信诚致远科技有限公司 主要位于产业链的 上游 环节。</w:t>
         <w:br/>
       </w:r>
     </w:p>
     <w:p>
       <w:r>
         <w:br/>
-        <w:t>飞利信科技有限公司 是中国 新能源 行业的重要企业之一。</w:t>
+        <w:t>华辰资本旗下的 HC Quant Arbitrage Fund 在最近的资产配置会议中</w:t>
         <w:br/>
-        <w:t>根据华辰资本 量化研究部 的研究，该公司成立于 2005 年，</w:t>
+        <w:t>讨论了 云计算 行业的投资机会，并对 信诚致远科技有限公司</w:t>
         <w:br/>
-        <w:t>目前员工规模约 4433 人。公司近年来持续加大研发投入，</w:t>
+        <w:t>进行了重点评估。</w:t>
+        <w:br/>
+      </w:r>
+    </w:p>
+    <w:p>
+      <w:r>
+        <w:br/>
+        <w:t>华辰资本旗下的 HC Quant Arbitrage Fund 在最近的资产配置会议中</w:t>
+        <w:br/>
+        <w:t>讨论了 云计算 行业的投资机会，并对 创联世纪信息有限公司</w:t>
+        <w:br/>
+        <w:t>进行了重点评估。</w:t>
+        <w:br/>
+      </w:r>
+    </w:p>
+    <w:p>
+      <w:r>
+        <w:br/>
+        <w:t>惠派国际公司科技有限公司 是中国 人工智能 行业的重要企业之一。</w:t>
+        <w:br/>
+        <w:t>根据华辰资本 投资委员会 的研究，该公司成立于 2019 年，</w:t>
+        <w:br/>
+        <w:t>目前员工规模约 6944 人。公司近年来持续加大研发投入，</w:t>
         <w:br/>
         <w:t>在核心技术方面形成了较强的竞争壁垒。</w:t>
         <w:br/>
@@ -886,7 +100,7 @@
     <w:p>
       <w:r>
         <w:br/>
-        <w:t>风险管理部认为，新能源 行业仍然面临若干</w:t>
+        <w:t>风险管理部认为，消费科技 行业仍然面临若干</w:t>
         <w:br/>
         <w:t>不确定性因素，包括技术迭代风险、政策变化、</w:t>
         <w:br/>
@@ -964,27 +178,27 @@
           </w:tcPr>
           <w:p>
             <w:r>
-              <w:t>机器人</w:t>
-            </w:r>
-          </w:p>
-        </w:tc>
-        <w:tc>
-          <w:tcPr>
-            <w:tcW w:type="dxa" w:w="2160"/>
-          </w:tcPr>
-          <w:p>
-            <w:r>
-              <w:t>455亿</w:t>
-            </w:r>
-          </w:p>
-        </w:tc>
-        <w:tc>
-          <w:tcPr>
-            <w:tcW w:type="dxa" w:w="2160"/>
-          </w:tcPr>
-          <w:p>
-            <w:r>
-              <w:t>19%</w:t>
+              <w:t>云计算</w:t>
+            </w:r>
+          </w:p>
+        </w:tc>
+        <w:tc>
+          <w:tcPr>
+            <w:tcW w:type="dxa" w:w="2160"/>
+          </w:tcPr>
+          <w:p>
+            <w:r>
+              <w:t>796亿</w:t>
+            </w:r>
+          </w:p>
+        </w:tc>
+        <w:tc>
+          <w:tcPr>
+            <w:tcW w:type="dxa" w:w="2160"/>
+          </w:tcPr>
+          <w:p>
+            <w:r>
+              <w:t>7%</w:t>
             </w:r>
           </w:p>
         </w:tc>
@@ -996,37 +210,37 @@
           </w:tcPr>
           <w:p>
             <w:r>
-              <w:t>创亿信息有限公司</w:t>
-            </w:r>
-          </w:p>
-        </w:tc>
-        <w:tc>
-          <w:tcPr>
-            <w:tcW w:type="dxa" w:w="2160"/>
-          </w:tcPr>
-          <w:p>
-            <w:r>
-              <w:t>医疗科技</w:t>
-            </w:r>
-          </w:p>
-        </w:tc>
-        <w:tc>
-          <w:tcPr>
-            <w:tcW w:type="dxa" w:w="2160"/>
-          </w:tcPr>
-          <w:p>
-            <w:r>
-              <w:t>467亿</w:t>
-            </w:r>
-          </w:p>
-        </w:tc>
-        <w:tc>
-          <w:tcPr>
-            <w:tcW w:type="dxa" w:w="2160"/>
-          </w:tcPr>
-          <w:p>
-            <w:r>
-              <w:t>19%</w:t>
+              <w:t>华成育卓传媒有限公司</w:t>
+            </w:r>
+          </w:p>
+        </w:tc>
+        <w:tc>
+          <w:tcPr>
+            <w:tcW w:type="dxa" w:w="2160"/>
+          </w:tcPr>
+          <w:p>
+            <w:r>
+              <w:t>人工智能</w:t>
+            </w:r>
+          </w:p>
+        </w:tc>
+        <w:tc>
+          <w:tcPr>
+            <w:tcW w:type="dxa" w:w="2160"/>
+          </w:tcPr>
+          <w:p>
+            <w:r>
+              <w:t>403亿</w:t>
+            </w:r>
+          </w:p>
+        </w:tc>
+        <w:tc>
+          <w:tcPr>
+            <w:tcW w:type="dxa" w:w="2160"/>
+          </w:tcPr>
+          <w:p>
+            <w:r>
+              <w:t>12%</w:t>
             </w:r>
           </w:p>
         </w:tc>
@@ -1038,37 +252,37 @@
           </w:tcPr>
           <w:p>
             <w:r>
-              <w:t>天益信息有限公司</w:t>
-            </w:r>
-          </w:p>
-        </w:tc>
-        <w:tc>
-          <w:tcPr>
-            <w:tcW w:type="dxa" w:w="2160"/>
-          </w:tcPr>
-          <w:p>
-            <w:r>
-              <w:t>云计算</w:t>
-            </w:r>
-          </w:p>
-        </w:tc>
-        <w:tc>
-          <w:tcPr>
-            <w:tcW w:type="dxa" w:w="2160"/>
-          </w:tcPr>
-          <w:p>
-            <w:r>
-              <w:t>669亿</w:t>
-            </w:r>
-          </w:p>
-        </w:tc>
-        <w:tc>
-          <w:tcPr>
-            <w:tcW w:type="dxa" w:w="2160"/>
-          </w:tcPr>
-          <w:p>
-            <w:r>
-              <w:t>29%</w:t>
+              <w:t>精芯信息有限公司</w:t>
+            </w:r>
+          </w:p>
+        </w:tc>
+        <w:tc>
+          <w:tcPr>
+            <w:tcW w:type="dxa" w:w="2160"/>
+          </w:tcPr>
+          <w:p>
+            <w:r>
+              <w:t>半导体</w:t>
+            </w:r>
+          </w:p>
+        </w:tc>
+        <w:tc>
+          <w:tcPr>
+            <w:tcW w:type="dxa" w:w="2160"/>
+          </w:tcPr>
+          <w:p>
+            <w:r>
+              <w:t>234亿</w:t>
+            </w:r>
+          </w:p>
+        </w:tc>
+        <w:tc>
+          <w:tcPr>
+            <w:tcW w:type="dxa" w:w="2160"/>
+          </w:tcPr>
+          <w:p>
+            <w:r>
+              <w:t>30%</w:t>
             </w:r>
           </w:p>
         </w:tc>
@@ -1080,37 +294,37 @@
           </w:tcPr>
           <w:p>
             <w:r>
-              <w:t>信诚致远传媒有限公司</w:t>
-            </w:r>
-          </w:p>
-        </w:tc>
-        <w:tc>
-          <w:tcPr>
-            <w:tcW w:type="dxa" w:w="2160"/>
-          </w:tcPr>
-          <w:p>
-            <w:r>
-              <w:t>人工智能</w:t>
-            </w:r>
-          </w:p>
-        </w:tc>
-        <w:tc>
-          <w:tcPr>
-            <w:tcW w:type="dxa" w:w="2160"/>
-          </w:tcPr>
-          <w:p>
-            <w:r>
-              <w:t>135亿</w:t>
-            </w:r>
-          </w:p>
-        </w:tc>
-        <w:tc>
-          <w:tcPr>
-            <w:tcW w:type="dxa" w:w="2160"/>
-          </w:tcPr>
-          <w:p>
-            <w:r>
-              <w:t>21%</w:t>
+              <w:t>艾提科信科技有限公司</w:t>
+            </w:r>
+          </w:p>
+        </w:tc>
+        <w:tc>
+          <w:tcPr>
+            <w:tcW w:type="dxa" w:w="2160"/>
+          </w:tcPr>
+          <w:p>
+            <w:r>
+              <w:t>云计算</w:t>
+            </w:r>
+          </w:p>
+        </w:tc>
+        <w:tc>
+          <w:tcPr>
+            <w:tcW w:type="dxa" w:w="2160"/>
+          </w:tcPr>
+          <w:p>
+            <w:r>
+              <w:t>524亿</w:t>
+            </w:r>
+          </w:p>
+        </w:tc>
+        <w:tc>
+          <w:tcPr>
+            <w:tcW w:type="dxa" w:w="2160"/>
+          </w:tcPr>
+          <w:p>
+            <w:r>
+              <w:t>8%</w:t>
             </w:r>
           </w:p>
         </w:tc>
@@ -1122,37 +336,37 @@
           </w:tcPr>
           <w:p>
             <w:r>
-              <w:t>创亿信息有限公司</w:t>
-            </w:r>
-          </w:p>
-        </w:tc>
-        <w:tc>
-          <w:tcPr>
-            <w:tcW w:type="dxa" w:w="2160"/>
-          </w:tcPr>
-          <w:p>
-            <w:r>
-              <w:t>医疗科技</w:t>
-            </w:r>
-          </w:p>
-        </w:tc>
-        <w:tc>
-          <w:tcPr>
-            <w:tcW w:type="dxa" w:w="2160"/>
-          </w:tcPr>
-          <w:p>
-            <w:r>
-              <w:t>182亿</w:t>
-            </w:r>
-          </w:p>
-        </w:tc>
-        <w:tc>
-          <w:tcPr>
-            <w:tcW w:type="dxa" w:w="2160"/>
-          </w:tcPr>
-          <w:p>
-            <w:r>
-              <w:t>14%</w:t>
+              <w:t>艾提科信科技有限公司</w:t>
+            </w:r>
+          </w:p>
+        </w:tc>
+        <w:tc>
+          <w:tcPr>
+            <w:tcW w:type="dxa" w:w="2160"/>
+          </w:tcPr>
+          <w:p>
+            <w:r>
+              <w:t>云计算</w:t>
+            </w:r>
+          </w:p>
+        </w:tc>
+        <w:tc>
+          <w:tcPr>
+            <w:tcW w:type="dxa" w:w="2160"/>
+          </w:tcPr>
+          <w:p>
+            <w:r>
+              <w:t>425亿</w:t>
+            </w:r>
+          </w:p>
+        </w:tc>
+        <w:tc>
+          <w:tcPr>
+            <w:tcW w:type="dxa" w:w="2160"/>
+          </w:tcPr>
+          <w:p>
+            <w:r>
+              <w:t>19%</w:t>
             </w:r>
           </w:p>
         </w:tc>
@@ -1164,37 +378,37 @@
           </w:tcPr>
           <w:p>
             <w:r>
-              <w:t>精芯科技有限公司</w:t>
-            </w:r>
-          </w:p>
-        </w:tc>
-        <w:tc>
-          <w:tcPr>
-            <w:tcW w:type="dxa" w:w="2160"/>
-          </w:tcPr>
-          <w:p>
-            <w:r>
-              <w:t>云计算</w:t>
-            </w:r>
-          </w:p>
-        </w:tc>
-        <w:tc>
-          <w:tcPr>
-            <w:tcW w:type="dxa" w:w="2160"/>
-          </w:tcPr>
-          <w:p>
-            <w:r>
-              <w:t>505亿</w:t>
-            </w:r>
-          </w:p>
-        </w:tc>
-        <w:tc>
-          <w:tcPr>
-            <w:tcW w:type="dxa" w:w="2160"/>
-          </w:tcPr>
-          <w:p>
-            <w:r>
-              <w:t>30%</w:t>
+              <w:t>创汇传媒有限公司</w:t>
+            </w:r>
+          </w:p>
+        </w:tc>
+        <w:tc>
+          <w:tcPr>
+            <w:tcW w:type="dxa" w:w="2160"/>
+          </w:tcPr>
+          <w:p>
+            <w:r>
+              <w:t>新能源</w:t>
+            </w:r>
+          </w:p>
+        </w:tc>
+        <w:tc>
+          <w:tcPr>
+            <w:tcW w:type="dxa" w:w="2160"/>
+          </w:tcPr>
+          <w:p>
+            <w:r>
+              <w:t>143亿</w:t>
+            </w:r>
+          </w:p>
+        </w:tc>
+        <w:tc>
+          <w:tcPr>
+            <w:tcW w:type="dxa" w:w="2160"/>
+          </w:tcPr>
+          <w:p>
+            <w:r>
+              <w:t>14%</w:t>
             </w:r>
           </w:p>
         </w:tc>
@@ -1206,37 +420,37 @@
           </w:tcPr>
           <w:p>
             <w:r>
-              <w:t>富罳信息有限公司</w:t>
-            </w:r>
-          </w:p>
-        </w:tc>
-        <w:tc>
-          <w:tcPr>
-            <w:tcW w:type="dxa" w:w="2160"/>
-          </w:tcPr>
-          <w:p>
-            <w:r>
-              <w:t>医疗科技</w:t>
-            </w:r>
-          </w:p>
-        </w:tc>
-        <w:tc>
-          <w:tcPr>
-            <w:tcW w:type="dxa" w:w="2160"/>
-          </w:tcPr>
-          <w:p>
-            <w:r>
-              <w:t>597亿</w:t>
-            </w:r>
-          </w:p>
-        </w:tc>
-        <w:tc>
-          <w:tcPr>
-            <w:tcW w:type="dxa" w:w="2160"/>
-          </w:tcPr>
-          <w:p>
-            <w:r>
-              <w:t>30%</w:t>
+              <w:t>联通时科传媒有限公司</w:t>
+            </w:r>
+          </w:p>
+        </w:tc>
+        <w:tc>
+          <w:tcPr>
+            <w:tcW w:type="dxa" w:w="2160"/>
+          </w:tcPr>
+          <w:p>
+            <w:r>
+              <w:t>消费科技</w:t>
+            </w:r>
+          </w:p>
+        </w:tc>
+        <w:tc>
+          <w:tcPr>
+            <w:tcW w:type="dxa" w:w="2160"/>
+          </w:tcPr>
+          <w:p>
+            <w:r>
+              <w:t>795亿</w:t>
+            </w:r>
+          </w:p>
+        </w:tc>
+        <w:tc>
+          <w:tcPr>
+            <w:tcW w:type="dxa" w:w="2160"/>
+          </w:tcPr>
+          <w:p>
+            <w:r>
+              <w:t>12%</w:t>
             </w:r>
           </w:p>
         </w:tc>
@@ -1248,37 +462,37 @@
           </w:tcPr>
           <w:p>
             <w:r>
-              <w:t>艾提科信科技有限公司</w:t>
-            </w:r>
-          </w:p>
-        </w:tc>
-        <w:tc>
-          <w:tcPr>
-            <w:tcW w:type="dxa" w:w="2160"/>
-          </w:tcPr>
-          <w:p>
-            <w:r>
-              <w:t>机器人</w:t>
-            </w:r>
-          </w:p>
-        </w:tc>
-        <w:tc>
-          <w:tcPr>
-            <w:tcW w:type="dxa" w:w="2160"/>
-          </w:tcPr>
-          <w:p>
-            <w:r>
-              <w:t>681亿</w:t>
-            </w:r>
-          </w:p>
-        </w:tc>
-        <w:tc>
-          <w:tcPr>
-            <w:tcW w:type="dxa" w:w="2160"/>
-          </w:tcPr>
-          <w:p>
-            <w:r>
-              <w:t>26%</w:t>
+              <w:t>通际名联科技有限公司</w:t>
+            </w:r>
+          </w:p>
+        </w:tc>
+        <w:tc>
+          <w:tcPr>
+            <w:tcW w:type="dxa" w:w="2160"/>
+          </w:tcPr>
+          <w:p>
+            <w:r>
+              <w:t>人工智能</w:t>
+            </w:r>
+          </w:p>
+        </w:tc>
+        <w:tc>
+          <w:tcPr>
+            <w:tcW w:type="dxa" w:w="2160"/>
+          </w:tcPr>
+          <w:p>
+            <w:r>
+              <w:t>800亿</w:t>
+            </w:r>
+          </w:p>
+        </w:tc>
+        <w:tc>
+          <w:tcPr>
+            <w:tcW w:type="dxa" w:w="2160"/>
+          </w:tcPr>
+          <w:p>
+            <w:r>
+              <w:t>29%</w:t>
             </w:r>
           </w:p>
         </w:tc>
@@ -1290,7 +504,7 @@
           </w:tcPr>
           <w:p>
             <w:r>
-              <w:t>迪摩科技有限公司</w:t>
+              <w:t>通际名联科技有限公司</w:t>
             </w:r>
           </w:p>
         </w:tc>
@@ -1310,17 +524,17 @@
           </w:tcPr>
           <w:p>
             <w:r>
-              <w:t>720亿</w:t>
-            </w:r>
-          </w:p>
-        </w:tc>
-        <w:tc>
-          <w:tcPr>
-            <w:tcW w:type="dxa" w:w="2160"/>
-          </w:tcPr>
-          <w:p>
-            <w:r>
-              <w:t>26%</w:t>
+              <w:t>646亿</w:t>
+            </w:r>
+          </w:p>
+        </w:tc>
+        <w:tc>
+          <w:tcPr>
+            <w:tcW w:type="dxa" w:w="2160"/>
+          </w:tcPr>
+          <w:p>
+            <w:r>
+              <w:t>7%</w:t>
             </w:r>
           </w:p>
         </w:tc>
@@ -1332,37 +546,37 @@
           </w:tcPr>
           <w:p>
             <w:r>
-              <w:t>天益科技有限公司</w:t>
-            </w:r>
-          </w:p>
-        </w:tc>
-        <w:tc>
-          <w:tcPr>
-            <w:tcW w:type="dxa" w:w="2160"/>
-          </w:tcPr>
-          <w:p>
-            <w:r>
-              <w:t>半导体</w:t>
-            </w:r>
-          </w:p>
-        </w:tc>
-        <w:tc>
-          <w:tcPr>
-            <w:tcW w:type="dxa" w:w="2160"/>
-          </w:tcPr>
-          <w:p>
-            <w:r>
-              <w:t>567亿</w:t>
-            </w:r>
-          </w:p>
-        </w:tc>
-        <w:tc>
-          <w:tcPr>
-            <w:tcW w:type="dxa" w:w="2160"/>
-          </w:tcPr>
-          <w:p>
-            <w:r>
-              <w:t>23%</w:t>
+              <w:t>飞利信科技有限公司</w:t>
+            </w:r>
+          </w:p>
+        </w:tc>
+        <w:tc>
+          <w:tcPr>
+            <w:tcW w:type="dxa" w:w="2160"/>
+          </w:tcPr>
+          <w:p>
+            <w:r>
+              <w:t>人工智能</w:t>
+            </w:r>
+          </w:p>
+        </w:tc>
+        <w:tc>
+          <w:tcPr>
+            <w:tcW w:type="dxa" w:w="2160"/>
+          </w:tcPr>
+          <w:p>
+            <w:r>
+              <w:t>502亿</w:t>
+            </w:r>
+          </w:p>
+        </w:tc>
+        <w:tc>
+          <w:tcPr>
+            <w:tcW w:type="dxa" w:w="2160"/>
+          </w:tcPr>
+          <w:p>
+            <w:r>
+              <w:t>17%</w:t>
             </w:r>
           </w:p>
         </w:tc>
@@ -1374,37 +588,37 @@
           </w:tcPr>
           <w:p>
             <w:r>
-              <w:t>信诚致远传媒有限公司</w:t>
-            </w:r>
-          </w:p>
-        </w:tc>
-        <w:tc>
-          <w:tcPr>
-            <w:tcW w:type="dxa" w:w="2160"/>
-          </w:tcPr>
-          <w:p>
-            <w:r>
-              <w:t>人工智能</w:t>
-            </w:r>
-          </w:p>
-        </w:tc>
-        <w:tc>
-          <w:tcPr>
-            <w:tcW w:type="dxa" w:w="2160"/>
-          </w:tcPr>
-          <w:p>
-            <w:r>
-              <w:t>212亿</w:t>
-            </w:r>
-          </w:p>
-        </w:tc>
-        <w:tc>
-          <w:tcPr>
-            <w:tcW w:type="dxa" w:w="2160"/>
-          </w:tcPr>
-          <w:p>
-            <w:r>
-              <w:t>14%</w:t>
+              <w:t>浦华众城网络有限公司</w:t>
+            </w:r>
+          </w:p>
+        </w:tc>
+        <w:tc>
+          <w:tcPr>
+            <w:tcW w:type="dxa" w:w="2160"/>
+          </w:tcPr>
+          <w:p>
+            <w:r>
+              <w:t>新能源</w:t>
+            </w:r>
+          </w:p>
+        </w:tc>
+        <w:tc>
+          <w:tcPr>
+            <w:tcW w:type="dxa" w:w="2160"/>
+          </w:tcPr>
+          <w:p>
+            <w:r>
+              <w:t>349亿</w:t>
+            </w:r>
+          </w:p>
+        </w:tc>
+        <w:tc>
+          <w:tcPr>
+            <w:tcW w:type="dxa" w:w="2160"/>
+          </w:tcPr>
+          <w:p>
+            <w:r>
+              <w:t>27%</w:t>
             </w:r>
           </w:p>
         </w:tc>
@@ -1416,37 +630,37 @@
           </w:tcPr>
           <w:p>
             <w:r>
-              <w:t>创亿信息有限公司</w:t>
-            </w:r>
-          </w:p>
-        </w:tc>
-        <w:tc>
-          <w:tcPr>
-            <w:tcW w:type="dxa" w:w="2160"/>
-          </w:tcPr>
-          <w:p>
-            <w:r>
-              <w:t>医疗科技</w:t>
-            </w:r>
-          </w:p>
-        </w:tc>
-        <w:tc>
-          <w:tcPr>
-            <w:tcW w:type="dxa" w:w="2160"/>
-          </w:tcPr>
-          <w:p>
-            <w:r>
-              <w:t>534亿</w:t>
-            </w:r>
-          </w:p>
-        </w:tc>
-        <w:tc>
-          <w:tcPr>
-            <w:tcW w:type="dxa" w:w="2160"/>
-          </w:tcPr>
-          <w:p>
-            <w:r>
-              <w:t>17%</w:t>
+              <w:t>毕博诚信息有限公司</w:t>
+            </w:r>
+          </w:p>
+        </w:tc>
+        <w:tc>
+          <w:tcPr>
+            <w:tcW w:type="dxa" w:w="2160"/>
+          </w:tcPr>
+          <w:p>
+            <w:r>
+              <w:t>机器人</w:t>
+            </w:r>
+          </w:p>
+        </w:tc>
+        <w:tc>
+          <w:tcPr>
+            <w:tcW w:type="dxa" w:w="2160"/>
+          </w:tcPr>
+          <w:p>
+            <w:r>
+              <w:t>763亿</w:t>
+            </w:r>
+          </w:p>
+        </w:tc>
+        <w:tc>
+          <w:tcPr>
+            <w:tcW w:type="dxa" w:w="2160"/>
+          </w:tcPr>
+          <w:p>
+            <w:r>
+              <w:t>8%</w:t>
             </w:r>
           </w:p>
         </w:tc>
@@ -1458,37 +672,37 @@
           </w:tcPr>
           <w:p>
             <w:r>
-              <w:t>快讯网络有限公司</w:t>
-            </w:r>
-          </w:p>
-        </w:tc>
-        <w:tc>
-          <w:tcPr>
-            <w:tcW w:type="dxa" w:w="2160"/>
-          </w:tcPr>
-          <w:p>
-            <w:r>
-              <w:t>新能源</w:t>
-            </w:r>
-          </w:p>
-        </w:tc>
-        <w:tc>
-          <w:tcPr>
-            <w:tcW w:type="dxa" w:w="2160"/>
-          </w:tcPr>
-          <w:p>
-            <w:r>
-              <w:t>382亿</w:t>
-            </w:r>
-          </w:p>
-        </w:tc>
-        <w:tc>
-          <w:tcPr>
-            <w:tcW w:type="dxa" w:w="2160"/>
-          </w:tcPr>
-          <w:p>
-            <w:r>
-              <w:t>11%</w:t>
+              <w:t>毕博诚信息有限公司</w:t>
+            </w:r>
+          </w:p>
+        </w:tc>
+        <w:tc>
+          <w:tcPr>
+            <w:tcW w:type="dxa" w:w="2160"/>
+          </w:tcPr>
+          <w:p>
+            <w:r>
+              <w:t>机器人</w:t>
+            </w:r>
+          </w:p>
+        </w:tc>
+        <w:tc>
+          <w:tcPr>
+            <w:tcW w:type="dxa" w:w="2160"/>
+          </w:tcPr>
+          <w:p>
+            <w:r>
+              <w:t>698亿</w:t>
+            </w:r>
+          </w:p>
+        </w:tc>
+        <w:tc>
+          <w:tcPr>
+            <w:tcW w:type="dxa" w:w="2160"/>
+          </w:tcPr>
+          <w:p>
+            <w:r>
+              <w:t>10%</w:t>
             </w:r>
           </w:p>
         </w:tc>
@@ -1500,37 +714,37 @@
           </w:tcPr>
           <w:p>
             <w:r>
-              <w:t>和泰传媒有限公司</w:t>
-            </w:r>
-          </w:p>
-        </w:tc>
-        <w:tc>
-          <w:tcPr>
-            <w:tcW w:type="dxa" w:w="2160"/>
-          </w:tcPr>
-          <w:p>
-            <w:r>
-              <w:t>消费科技</w:t>
-            </w:r>
-          </w:p>
-        </w:tc>
-        <w:tc>
-          <w:tcPr>
-            <w:tcW w:type="dxa" w:w="2160"/>
-          </w:tcPr>
-          <w:p>
-            <w:r>
-              <w:t>584亿</w:t>
-            </w:r>
-          </w:p>
-        </w:tc>
-        <w:tc>
-          <w:tcPr>
-            <w:tcW w:type="dxa" w:w="2160"/>
-          </w:tcPr>
-          <w:p>
-            <w:r>
-              <w:t>30%</w:t>
+              <w:t>浦华众城网络有限公司</w:t>
+            </w:r>
+          </w:p>
+        </w:tc>
+        <w:tc>
+          <w:tcPr>
+            <w:tcW w:type="dxa" w:w="2160"/>
+          </w:tcPr>
+          <w:p>
+            <w:r>
+              <w:t>新能源</w:t>
+            </w:r>
+          </w:p>
+        </w:tc>
+        <w:tc>
+          <w:tcPr>
+            <w:tcW w:type="dxa" w:w="2160"/>
+          </w:tcPr>
+          <w:p>
+            <w:r>
+              <w:t>628亿</w:t>
+            </w:r>
+          </w:p>
+        </w:tc>
+        <w:tc>
+          <w:tcPr>
+            <w:tcW w:type="dxa" w:w="2160"/>
+          </w:tcPr>
+          <w:p>
+            <w:r>
+              <w:t>15%</w:t>
             </w:r>
           </w:p>
         </w:tc>
@@ -1542,37 +756,37 @@
           </w:tcPr>
           <w:p>
             <w:r>
-              <w:t>鸿睿思博网络有限公司</w:t>
-            </w:r>
-          </w:p>
-        </w:tc>
-        <w:tc>
-          <w:tcPr>
-            <w:tcW w:type="dxa" w:w="2160"/>
-          </w:tcPr>
-          <w:p>
-            <w:r>
-              <w:t>新能源</w:t>
-            </w:r>
-          </w:p>
-        </w:tc>
-        <w:tc>
-          <w:tcPr>
-            <w:tcW w:type="dxa" w:w="2160"/>
-          </w:tcPr>
-          <w:p>
-            <w:r>
-              <w:t>390亿</w:t>
-            </w:r>
-          </w:p>
-        </w:tc>
-        <w:tc>
-          <w:tcPr>
-            <w:tcW w:type="dxa" w:w="2160"/>
-          </w:tcPr>
-          <w:p>
-            <w:r>
-              <w:t>6%</w:t>
+              <w:t>华成育卓传媒有限公司</w:t>
+            </w:r>
+          </w:p>
+        </w:tc>
+        <w:tc>
+          <w:tcPr>
+            <w:tcW w:type="dxa" w:w="2160"/>
+          </w:tcPr>
+          <w:p>
+            <w:r>
+              <w:t>人工智能</w:t>
+            </w:r>
+          </w:p>
+        </w:tc>
+        <w:tc>
+          <w:tcPr>
+            <w:tcW w:type="dxa" w:w="2160"/>
+          </w:tcPr>
+          <w:p>
+            <w:r>
+              <w:t>362亿</w:t>
+            </w:r>
+          </w:p>
+        </w:tc>
+        <w:tc>
+          <w:tcPr>
+            <w:tcW w:type="dxa" w:w="2160"/>
+          </w:tcPr>
+          <w:p>
+            <w:r>
+              <w:t>22%</w:t>
             </w:r>
           </w:p>
         </w:tc>
@@ -1583,89 +797,41 @@
         <w:pStyle w:val="Heading1"/>
       </w:pPr>
       <w:r>
-        <w:t>行业分析 3</w:t>
+        <w:t>行业分析 2</w:t>
       </w:r>
     </w:p>
     <w:p>
       <w:r>
         <w:br/>
-        <w:t>华辰资本旗下的 HC Energy Transition Fund 在最近的资产配置会议中</w:t>
+        <w:t>从产业链角度看，半导体 行业主要由上游设备厂商、</w:t>
         <w:br/>
-        <w:t>讨论了 医疗科技 行业的投资机会，并对 凌云网络有限公司</w:t>
+        <w:t>中游平台企业以及下游应用厂商组成。</w:t>
         <w:br/>
-        <w:t>进行了重点评估。</w:t>
+        <w:t>华泰通安网络有限公司 主要位于产业链的 上游 环节。</w:t>
         <w:br/>
       </w:r>
     </w:p>
     <w:p>
       <w:r>
         <w:br/>
-        <w:t>华辰资本旗下的 HC Quant Arbitrage Fund 在最近的资产配置会议中</w:t>
+        <w:t>风险管理部认为，人工智能 行业仍然面临若干</w:t>
         <w:br/>
-        <w:t>讨论了 半导体 行业的投资机会，并对 天益科技有限公司</w:t>
+        <w:t>不确定性因素，包括技术迭代风险、政策变化、</w:t>
         <w:br/>
-        <w:t>进行了重点评估。</w:t>
+        <w:t>以及市场竞争加剧等问题。</w:t>
         <w:br/>
       </w:r>
     </w:p>
     <w:p>
       <w:r>
         <w:br/>
-        <w:t>新宇龙信息传媒有限公司 是中国 机器人 行业的重要企业之一。</w:t>
+        <w:t>图龙信息传媒有限公司 是中国 机器人 行业的重要企业之一。</w:t>
         <w:br/>
-        <w:t>根据华辰资本 风险管理部 的研究，该公司成立于 2018 年，</w:t>
+        <w:t>根据华辰资本 风险管理部 的研究，该公司成立于 2007 年，</w:t>
         <w:br/>
-        <w:t>目前员工规模约 6070 人。公司近年来持续加大研发投入，</w:t>
+        <w:t>目前员工规模约 2000 人。公司近年来持续加大研发投入，</w:t>
         <w:br/>
         <w:t>在核心技术方面形成了较强的竞争壁垒。</w:t>
-        <w:br/>
-      </w:r>
-    </w:p>
-    <w:p>
-      <w:r>
-        <w:br/>
-        <w:t>天益信息有限公司 是中国 云计算 行业的重要企业之一。</w:t>
-        <w:br/>
-        <w:t>根据华辰资本 投资策略部 的研究，该公司成立于 2015 年，</w:t>
-        <w:br/>
-        <w:t>目前员工规模约 6900 人。公司近年来持续加大研发投入，</w:t>
-        <w:br/>
-        <w:t>在核心技术方面形成了较强的竞争壁垒。</w:t>
-        <w:br/>
-      </w:r>
-    </w:p>
-    <w:p>
-      <w:r>
-        <w:br/>
-        <w:t>根据内部财务模型测算，立信电子网络有限公司 在未来三年</w:t>
-        <w:br/>
-        <w:t>收入复合增长率预计可达到 31% 左右。</w:t>
-        <w:br/>
-        <w:t>该预测基于行业需求增长以及公司产能扩张计划。</w:t>
-        <w:br/>
-      </w:r>
-    </w:p>
-    <w:p>
-      <w:r>
-        <w:br/>
-        <w:t>万迅电脑网络有限公司 是中国 半导体 行业的重要企业之一。</w:t>
-        <w:br/>
-        <w:t>根据华辰资本 量化研究部 的研究，该公司成立于 2019 年，</w:t>
-        <w:br/>
-        <w:t>目前员工规模约 7385 人。公司近年来持续加大研发投入，</w:t>
-        <w:br/>
-        <w:t>在核心技术方面形成了较强的竞争壁垒。</w:t>
-        <w:br/>
-      </w:r>
-    </w:p>
-    <w:p>
-      <w:r>
-        <w:br/>
-        <w:t>根据内部财务模型测算，快讯网络有限公司 在未来三年</w:t>
-        <w:br/>
-        <w:t>收入复合增长率预计可达到 24% 左右。</w:t>
-        <w:br/>
-        <w:t>该预测基于行业需求增长以及公司产能扩张计划。</w:t>
         <w:br/>
       </w:r>
     </w:p>
@@ -1676,7 +842,53 @@
         <w:br/>
         <w:t>中游平台企业以及下游应用厂商组成。</w:t>
         <w:br/>
-        <w:t>精芯科技有限公司 主要位于产业链的 中游 环节。</w:t>
+        <w:t>佳禾传媒有限公司 主要位于产业链的 下游 环节。</w:t>
+        <w:br/>
+      </w:r>
+    </w:p>
+    <w:p>
+      <w:r>
+        <w:br/>
+        <w:t>通际名联网络有限公司 是中国 机器人 行业的重要企业之一。</w:t>
+        <w:br/>
+        <w:t>根据华辰资本 量化研究部 的研究，该公司成立于 2016 年，</w:t>
+        <w:br/>
+        <w:t>目前员工规模约 3310 人。公司近年来持续加大研发投入，</w:t>
+        <w:br/>
+        <w:t>在核心技术方面形成了较强的竞争壁垒。</w:t>
+        <w:br/>
+      </w:r>
+    </w:p>
+    <w:p>
+      <w:r>
+        <w:br/>
+        <w:t>根据内部财务模型测算，图龙信息传媒有限公司 在未来三年</w:t>
+        <w:br/>
+        <w:t>收入复合增长率预计可达到 23% 左右。</w:t>
+        <w:br/>
+        <w:t>该预测基于行业需求增长以及公司产能扩张计划。</w:t>
+        <w:br/>
+      </w:r>
+    </w:p>
+    <w:p>
+      <w:r>
+        <w:br/>
+        <w:t>根据内部财务模型测算，通际名联网络有限公司 在未来三年</w:t>
+        <w:br/>
+        <w:t>收入复合增长率预计可达到 16% 左右。</w:t>
+        <w:br/>
+        <w:t>该预测基于行业需求增长以及公司产能扩张计划。</w:t>
+        <w:br/>
+      </w:r>
+    </w:p>
+    <w:p>
+      <w:r>
+        <w:br/>
+        <w:t>风险管理部认为，半导体 行业仍然面临若干</w:t>
+        <w:br/>
+        <w:t>不确定性因素，包括技术迭代风险、政策变化、</w:t>
+        <w:br/>
+        <w:t>以及市场竞争加剧等问题。</w:t>
         <w:br/>
       </w:r>
     </w:p>
@@ -1740,37 +952,37 @@
           </w:tcPr>
           <w:p>
             <w:r>
-              <w:t>九方网络有限公司</w:t>
-            </w:r>
-          </w:p>
-        </w:tc>
-        <w:tc>
-          <w:tcPr>
-            <w:tcW w:type="dxa" w:w="2160"/>
-          </w:tcPr>
-          <w:p>
-            <w:r>
-              <w:t>新能源</w:t>
-            </w:r>
-          </w:p>
-        </w:tc>
-        <w:tc>
-          <w:tcPr>
-            <w:tcW w:type="dxa" w:w="2160"/>
-          </w:tcPr>
-          <w:p>
-            <w:r>
-              <w:t>747亿</w:t>
-            </w:r>
-          </w:p>
-        </w:tc>
-        <w:tc>
-          <w:tcPr>
-            <w:tcW w:type="dxa" w:w="2160"/>
-          </w:tcPr>
-          <w:p>
-            <w:r>
-              <w:t>28%</w:t>
+              <w:t>鑫博腾飞信息有限公司</w:t>
+            </w:r>
+          </w:p>
+        </w:tc>
+        <w:tc>
+          <w:tcPr>
+            <w:tcW w:type="dxa" w:w="2160"/>
+          </w:tcPr>
+          <w:p>
+            <w:r>
+              <w:t>消费科技</w:t>
+            </w:r>
+          </w:p>
+        </w:tc>
+        <w:tc>
+          <w:tcPr>
+            <w:tcW w:type="dxa" w:w="2160"/>
+          </w:tcPr>
+          <w:p>
+            <w:r>
+              <w:t>143亿</w:t>
+            </w:r>
+          </w:p>
+        </w:tc>
+        <w:tc>
+          <w:tcPr>
+            <w:tcW w:type="dxa" w:w="2160"/>
+          </w:tcPr>
+          <w:p>
+            <w:r>
+              <w:t>25%</w:t>
             </w:r>
           </w:p>
         </w:tc>
@@ -1782,7 +994,7 @@
           </w:tcPr>
           <w:p>
             <w:r>
-              <w:t>易动力科技有限公司</w:t>
+              <w:t>泰麒麟网络有限公司</w:t>
             </w:r>
           </w:p>
         </w:tc>
@@ -1802,17 +1014,17 @@
           </w:tcPr>
           <w:p>
             <w:r>
-              <w:t>653亿</w:t>
-            </w:r>
-          </w:p>
-        </w:tc>
-        <w:tc>
-          <w:tcPr>
-            <w:tcW w:type="dxa" w:w="2160"/>
-          </w:tcPr>
-          <w:p>
-            <w:r>
-              <w:t>25%</w:t>
+              <w:t>270亿</w:t>
+            </w:r>
+          </w:p>
+        </w:tc>
+        <w:tc>
+          <w:tcPr>
+            <w:tcW w:type="dxa" w:w="2160"/>
+          </w:tcPr>
+          <w:p>
+            <w:r>
+              <w:t>9%</w:t>
             </w:r>
           </w:p>
         </w:tc>
@@ -1824,7 +1036,7 @@
           </w:tcPr>
           <w:p>
             <w:r>
-              <w:t>昂歌信息科技有限公司</w:t>
+              <w:t>昂歌信息信息有限公司</w:t>
             </w:r>
           </w:p>
         </w:tc>
@@ -1844,17 +1056,17 @@
           </w:tcPr>
           <w:p>
             <w:r>
-              <w:t>656亿</w:t>
-            </w:r>
-          </w:p>
-        </w:tc>
-        <w:tc>
-          <w:tcPr>
-            <w:tcW w:type="dxa" w:w="2160"/>
-          </w:tcPr>
-          <w:p>
-            <w:r>
-              <w:t>19%</w:t>
+              <w:t>602亿</w:t>
+            </w:r>
+          </w:p>
+        </w:tc>
+        <w:tc>
+          <w:tcPr>
+            <w:tcW w:type="dxa" w:w="2160"/>
+          </w:tcPr>
+          <w:p>
+            <w:r>
+              <w:t>13%</w:t>
             </w:r>
           </w:p>
         </w:tc>
@@ -1866,37 +1078,37 @@
           </w:tcPr>
           <w:p>
             <w:r>
-              <w:t>和泰科技有限公司</w:t>
-            </w:r>
-          </w:p>
-        </w:tc>
-        <w:tc>
-          <w:tcPr>
-            <w:tcW w:type="dxa" w:w="2160"/>
-          </w:tcPr>
-          <w:p>
-            <w:r>
-              <w:t>人工智能</w:t>
-            </w:r>
-          </w:p>
-        </w:tc>
-        <w:tc>
-          <w:tcPr>
-            <w:tcW w:type="dxa" w:w="2160"/>
-          </w:tcPr>
-          <w:p>
-            <w:r>
-              <w:t>617亿</w:t>
-            </w:r>
-          </w:p>
-        </w:tc>
-        <w:tc>
-          <w:tcPr>
-            <w:tcW w:type="dxa" w:w="2160"/>
-          </w:tcPr>
-          <w:p>
-            <w:r>
-              <w:t>25%</w:t>
+              <w:t>华泰通安网络有限公司</w:t>
+            </w:r>
+          </w:p>
+        </w:tc>
+        <w:tc>
+          <w:tcPr>
+            <w:tcW w:type="dxa" w:w="2160"/>
+          </w:tcPr>
+          <w:p>
+            <w:r>
+              <w:t>半导体</w:t>
+            </w:r>
+          </w:p>
+        </w:tc>
+        <w:tc>
+          <w:tcPr>
+            <w:tcW w:type="dxa" w:w="2160"/>
+          </w:tcPr>
+          <w:p>
+            <w:r>
+              <w:t>133亿</w:t>
+            </w:r>
+          </w:p>
+        </w:tc>
+        <w:tc>
+          <w:tcPr>
+            <w:tcW w:type="dxa" w:w="2160"/>
+          </w:tcPr>
+          <w:p>
+            <w:r>
+              <w:t>19%</w:t>
             </w:r>
           </w:p>
         </w:tc>
@@ -1908,37 +1120,37 @@
           </w:tcPr>
           <w:p>
             <w:r>
-              <w:t>凌云网络有限公司</w:t>
-            </w:r>
-          </w:p>
-        </w:tc>
-        <w:tc>
-          <w:tcPr>
-            <w:tcW w:type="dxa" w:w="2160"/>
-          </w:tcPr>
-          <w:p>
-            <w:r>
-              <w:t>医疗科技</w:t>
-            </w:r>
-          </w:p>
-        </w:tc>
-        <w:tc>
-          <w:tcPr>
-            <w:tcW w:type="dxa" w:w="2160"/>
-          </w:tcPr>
-          <w:p>
-            <w:r>
-              <w:t>633亿</w:t>
-            </w:r>
-          </w:p>
-        </w:tc>
-        <w:tc>
-          <w:tcPr>
-            <w:tcW w:type="dxa" w:w="2160"/>
-          </w:tcPr>
-          <w:p>
-            <w:r>
-              <w:t>13%</w:t>
+              <w:t>戴硕电子网络有限公司</w:t>
+            </w:r>
+          </w:p>
+        </w:tc>
+        <w:tc>
+          <w:tcPr>
+            <w:tcW w:type="dxa" w:w="2160"/>
+          </w:tcPr>
+          <w:p>
+            <w:r>
+              <w:t>新能源</w:t>
+            </w:r>
+          </w:p>
+        </w:tc>
+        <w:tc>
+          <w:tcPr>
+            <w:tcW w:type="dxa" w:w="2160"/>
+          </w:tcPr>
+          <w:p>
+            <w:r>
+              <w:t>413亿</w:t>
+            </w:r>
+          </w:p>
+        </w:tc>
+        <w:tc>
+          <w:tcPr>
+            <w:tcW w:type="dxa" w:w="2160"/>
+          </w:tcPr>
+          <w:p>
+            <w:r>
+              <w:t>29%</w:t>
             </w:r>
           </w:p>
         </w:tc>
@@ -1950,37 +1162,37 @@
           </w:tcPr>
           <w:p>
             <w:r>
-              <w:t>雨林木风计算机科技有限公司</w:t>
-            </w:r>
-          </w:p>
-        </w:tc>
-        <w:tc>
-          <w:tcPr>
-            <w:tcW w:type="dxa" w:w="2160"/>
-          </w:tcPr>
-          <w:p>
-            <w:r>
-              <w:t>人工智能</w:t>
-            </w:r>
-          </w:p>
-        </w:tc>
-        <w:tc>
-          <w:tcPr>
-            <w:tcW w:type="dxa" w:w="2160"/>
-          </w:tcPr>
-          <w:p>
-            <w:r>
-              <w:t>236亿</w:t>
-            </w:r>
-          </w:p>
-        </w:tc>
-        <w:tc>
-          <w:tcPr>
-            <w:tcW w:type="dxa" w:w="2160"/>
-          </w:tcPr>
-          <w:p>
-            <w:r>
-              <w:t>17%</w:t>
+              <w:t>通际名联网络有限公司</w:t>
+            </w:r>
+          </w:p>
+        </w:tc>
+        <w:tc>
+          <w:tcPr>
+            <w:tcW w:type="dxa" w:w="2160"/>
+          </w:tcPr>
+          <w:p>
+            <w:r>
+              <w:t>机器人</w:t>
+            </w:r>
+          </w:p>
+        </w:tc>
+        <w:tc>
+          <w:tcPr>
+            <w:tcW w:type="dxa" w:w="2160"/>
+          </w:tcPr>
+          <w:p>
+            <w:r>
+              <w:t>281亿</w:t>
+            </w:r>
+          </w:p>
+        </w:tc>
+        <w:tc>
+          <w:tcPr>
+            <w:tcW w:type="dxa" w:w="2160"/>
+          </w:tcPr>
+          <w:p>
+            <w:r>
+              <w:t>7%</w:t>
             </w:r>
           </w:p>
         </w:tc>
@@ -1992,37 +1204,37 @@
           </w:tcPr>
           <w:p>
             <w:r>
-              <w:t>昊嘉网络有限公司</w:t>
-            </w:r>
-          </w:p>
-        </w:tc>
-        <w:tc>
-          <w:tcPr>
-            <w:tcW w:type="dxa" w:w="2160"/>
-          </w:tcPr>
-          <w:p>
-            <w:r>
-              <w:t>新能源</w:t>
-            </w:r>
-          </w:p>
-        </w:tc>
-        <w:tc>
-          <w:tcPr>
-            <w:tcW w:type="dxa" w:w="2160"/>
-          </w:tcPr>
-          <w:p>
-            <w:r>
-              <w:t>558亿</w:t>
-            </w:r>
-          </w:p>
-        </w:tc>
-        <w:tc>
-          <w:tcPr>
-            <w:tcW w:type="dxa" w:w="2160"/>
-          </w:tcPr>
-          <w:p>
-            <w:r>
-              <w:t>28%</w:t>
+              <w:t>毕博诚信息有限公司</w:t>
+            </w:r>
+          </w:p>
+        </w:tc>
+        <w:tc>
+          <w:tcPr>
+            <w:tcW w:type="dxa" w:w="2160"/>
+          </w:tcPr>
+          <w:p>
+            <w:r>
+              <w:t>机器人</w:t>
+            </w:r>
+          </w:p>
+        </w:tc>
+        <w:tc>
+          <w:tcPr>
+            <w:tcW w:type="dxa" w:w="2160"/>
+          </w:tcPr>
+          <w:p>
+            <w:r>
+              <w:t>536亿</w:t>
+            </w:r>
+          </w:p>
+        </w:tc>
+        <w:tc>
+          <w:tcPr>
+            <w:tcW w:type="dxa" w:w="2160"/>
+          </w:tcPr>
+          <w:p>
+            <w:r>
+              <w:t>26%</w:t>
             </w:r>
           </w:p>
         </w:tc>
@@ -2034,37 +1246,37 @@
           </w:tcPr>
           <w:p>
             <w:r>
-              <w:t>银嘉信息有限公司</w:t>
-            </w:r>
-          </w:p>
-        </w:tc>
-        <w:tc>
-          <w:tcPr>
-            <w:tcW w:type="dxa" w:w="2160"/>
-          </w:tcPr>
-          <w:p>
-            <w:r>
-              <w:t>消费科技</w:t>
-            </w:r>
-          </w:p>
-        </w:tc>
-        <w:tc>
-          <w:tcPr>
-            <w:tcW w:type="dxa" w:w="2160"/>
-          </w:tcPr>
-          <w:p>
-            <w:r>
-              <w:t>566亿</w:t>
-            </w:r>
-          </w:p>
-        </w:tc>
-        <w:tc>
-          <w:tcPr>
-            <w:tcW w:type="dxa" w:w="2160"/>
-          </w:tcPr>
-          <w:p>
-            <w:r>
-              <w:t>12%</w:t>
+              <w:t>迪摩信息有限公司</w:t>
+            </w:r>
+          </w:p>
+        </w:tc>
+        <w:tc>
+          <w:tcPr>
+            <w:tcW w:type="dxa" w:w="2160"/>
+          </w:tcPr>
+          <w:p>
+            <w:r>
+              <w:t>医疗科技</w:t>
+            </w:r>
+          </w:p>
+        </w:tc>
+        <w:tc>
+          <w:tcPr>
+            <w:tcW w:type="dxa" w:w="2160"/>
+          </w:tcPr>
+          <w:p>
+            <w:r>
+              <w:t>289亿</w:t>
+            </w:r>
+          </w:p>
+        </w:tc>
+        <w:tc>
+          <w:tcPr>
+            <w:tcW w:type="dxa" w:w="2160"/>
+          </w:tcPr>
+          <w:p>
+            <w:r>
+              <w:t>5%</w:t>
             </w:r>
           </w:p>
         </w:tc>
@@ -2076,37 +1288,37 @@
           </w:tcPr>
           <w:p>
             <w:r>
-              <w:t>艾提科信科技有限公司</w:t>
-            </w:r>
-          </w:p>
-        </w:tc>
-        <w:tc>
-          <w:tcPr>
-            <w:tcW w:type="dxa" w:w="2160"/>
-          </w:tcPr>
-          <w:p>
-            <w:r>
-              <w:t>机器人</w:t>
-            </w:r>
-          </w:p>
-        </w:tc>
-        <w:tc>
-          <w:tcPr>
-            <w:tcW w:type="dxa" w:w="2160"/>
-          </w:tcPr>
-          <w:p>
-            <w:r>
-              <w:t>152亿</w:t>
-            </w:r>
-          </w:p>
-        </w:tc>
-        <w:tc>
-          <w:tcPr>
-            <w:tcW w:type="dxa" w:w="2160"/>
-          </w:tcPr>
-          <w:p>
-            <w:r>
-              <w:t>5%</w:t>
+              <w:t>富罳网络有限公司</w:t>
+            </w:r>
+          </w:p>
+        </w:tc>
+        <w:tc>
+          <w:tcPr>
+            <w:tcW w:type="dxa" w:w="2160"/>
+          </w:tcPr>
+          <w:p>
+            <w:r>
+              <w:t>新能源</w:t>
+            </w:r>
+          </w:p>
+        </w:tc>
+        <w:tc>
+          <w:tcPr>
+            <w:tcW w:type="dxa" w:w="2160"/>
+          </w:tcPr>
+          <w:p>
+            <w:r>
+              <w:t>618亿</w:t>
+            </w:r>
+          </w:p>
+        </w:tc>
+        <w:tc>
+          <w:tcPr>
+            <w:tcW w:type="dxa" w:w="2160"/>
+          </w:tcPr>
+          <w:p>
+            <w:r>
+              <w:t>13%</w:t>
             </w:r>
           </w:p>
         </w:tc>
@@ -2118,37 +1330,37 @@
           </w:tcPr>
           <w:p>
             <w:r>
-              <w:t>济南亿次元网络有限公司</w:t>
-            </w:r>
-          </w:p>
-        </w:tc>
-        <w:tc>
-          <w:tcPr>
-            <w:tcW w:type="dxa" w:w="2160"/>
-          </w:tcPr>
-          <w:p>
-            <w:r>
-              <w:t>机器人</w:t>
-            </w:r>
-          </w:p>
-        </w:tc>
-        <w:tc>
-          <w:tcPr>
-            <w:tcW w:type="dxa" w:w="2160"/>
-          </w:tcPr>
-          <w:p>
-            <w:r>
-              <w:t>101亿</w:t>
-            </w:r>
-          </w:p>
-        </w:tc>
-        <w:tc>
-          <w:tcPr>
-            <w:tcW w:type="dxa" w:w="2160"/>
-          </w:tcPr>
-          <w:p>
-            <w:r>
-              <w:t>27%</w:t>
+              <w:t>华泰通安网络有限公司</w:t>
+            </w:r>
+          </w:p>
+        </w:tc>
+        <w:tc>
+          <w:tcPr>
+            <w:tcW w:type="dxa" w:w="2160"/>
+          </w:tcPr>
+          <w:p>
+            <w:r>
+              <w:t>半导体</w:t>
+            </w:r>
+          </w:p>
+        </w:tc>
+        <w:tc>
+          <w:tcPr>
+            <w:tcW w:type="dxa" w:w="2160"/>
+          </w:tcPr>
+          <w:p>
+            <w:r>
+              <w:t>306亿</w:t>
+            </w:r>
+          </w:p>
+        </w:tc>
+        <w:tc>
+          <w:tcPr>
+            <w:tcW w:type="dxa" w:w="2160"/>
+          </w:tcPr>
+          <w:p>
+            <w:r>
+              <w:t>16%</w:t>
             </w:r>
           </w:p>
         </w:tc>
@@ -2160,37 +1372,37 @@
           </w:tcPr>
           <w:p>
             <w:r>
-              <w:t>创亿网络有限公司</w:t>
-            </w:r>
-          </w:p>
-        </w:tc>
-        <w:tc>
-          <w:tcPr>
-            <w:tcW w:type="dxa" w:w="2160"/>
-          </w:tcPr>
-          <w:p>
-            <w:r>
-              <w:t>云计算</w:t>
-            </w:r>
-          </w:p>
-        </w:tc>
-        <w:tc>
-          <w:tcPr>
-            <w:tcW w:type="dxa" w:w="2160"/>
-          </w:tcPr>
-          <w:p>
-            <w:r>
-              <w:t>371亿</w:t>
-            </w:r>
-          </w:p>
-        </w:tc>
-        <w:tc>
-          <w:tcPr>
-            <w:tcW w:type="dxa" w:w="2160"/>
-          </w:tcPr>
-          <w:p>
-            <w:r>
-              <w:t>19%</w:t>
+              <w:t>精芯信息有限公司</w:t>
+            </w:r>
+          </w:p>
+        </w:tc>
+        <w:tc>
+          <w:tcPr>
+            <w:tcW w:type="dxa" w:w="2160"/>
+          </w:tcPr>
+          <w:p>
+            <w:r>
+              <w:t>半导体</w:t>
+            </w:r>
+          </w:p>
+        </w:tc>
+        <w:tc>
+          <w:tcPr>
+            <w:tcW w:type="dxa" w:w="2160"/>
+          </w:tcPr>
+          <w:p>
+            <w:r>
+              <w:t>412亿</w:t>
+            </w:r>
+          </w:p>
+        </w:tc>
+        <w:tc>
+          <w:tcPr>
+            <w:tcW w:type="dxa" w:w="2160"/>
+          </w:tcPr>
+          <w:p>
+            <w:r>
+              <w:t>22%</w:t>
             </w:r>
           </w:p>
         </w:tc>
@@ -2202,37 +1414,37 @@
           </w:tcPr>
           <w:p>
             <w:r>
-              <w:t>银嘉信息有限公司</w:t>
-            </w:r>
-          </w:p>
-        </w:tc>
-        <w:tc>
-          <w:tcPr>
-            <w:tcW w:type="dxa" w:w="2160"/>
-          </w:tcPr>
-          <w:p>
-            <w:r>
-              <w:t>消费科技</w:t>
-            </w:r>
-          </w:p>
-        </w:tc>
-        <w:tc>
-          <w:tcPr>
-            <w:tcW w:type="dxa" w:w="2160"/>
-          </w:tcPr>
-          <w:p>
-            <w:r>
-              <w:t>163亿</w:t>
-            </w:r>
-          </w:p>
-        </w:tc>
-        <w:tc>
-          <w:tcPr>
-            <w:tcW w:type="dxa" w:w="2160"/>
-          </w:tcPr>
-          <w:p>
-            <w:r>
-              <w:t>23%</w:t>
+              <w:t>通际名联网络有限公司</w:t>
+            </w:r>
+          </w:p>
+        </w:tc>
+        <w:tc>
+          <w:tcPr>
+            <w:tcW w:type="dxa" w:w="2160"/>
+          </w:tcPr>
+          <w:p>
+            <w:r>
+              <w:t>机器人</w:t>
+            </w:r>
+          </w:p>
+        </w:tc>
+        <w:tc>
+          <w:tcPr>
+            <w:tcW w:type="dxa" w:w="2160"/>
+          </w:tcPr>
+          <w:p>
+            <w:r>
+              <w:t>533亿</w:t>
+            </w:r>
+          </w:p>
+        </w:tc>
+        <w:tc>
+          <w:tcPr>
+            <w:tcW w:type="dxa" w:w="2160"/>
+          </w:tcPr>
+          <w:p>
+            <w:r>
+              <w:t>25%</w:t>
             </w:r>
           </w:p>
         </w:tc>
@@ -2244,7 +1456,7 @@
           </w:tcPr>
           <w:p>
             <w:r>
-              <w:t>信诚致远传媒有限公司</w:t>
+              <w:t>明腾传媒有限公司</w:t>
             </w:r>
           </w:p>
         </w:tc>
@@ -2264,17 +1476,17 @@
           </w:tcPr>
           <w:p>
             <w:r>
-              <w:t>760亿</w:t>
-            </w:r>
-          </w:p>
-        </w:tc>
-        <w:tc>
-          <w:tcPr>
-            <w:tcW w:type="dxa" w:w="2160"/>
-          </w:tcPr>
-          <w:p>
-            <w:r>
-              <w:t>14%</w:t>
+              <w:t>285亿</w:t>
+            </w:r>
+          </w:p>
+        </w:tc>
+        <w:tc>
+          <w:tcPr>
+            <w:tcW w:type="dxa" w:w="2160"/>
+          </w:tcPr>
+          <w:p>
+            <w:r>
+              <w:t>28%</w:t>
             </w:r>
           </w:p>
         </w:tc>
@@ -2286,37 +1498,37 @@
           </w:tcPr>
           <w:p>
             <w:r>
-              <w:t>和泰科技有限公司</w:t>
-            </w:r>
-          </w:p>
-        </w:tc>
-        <w:tc>
-          <w:tcPr>
-            <w:tcW w:type="dxa" w:w="2160"/>
-          </w:tcPr>
-          <w:p>
-            <w:r>
-              <w:t>人工智能</w:t>
-            </w:r>
-          </w:p>
-        </w:tc>
-        <w:tc>
-          <w:tcPr>
-            <w:tcW w:type="dxa" w:w="2160"/>
-          </w:tcPr>
-          <w:p>
-            <w:r>
-              <w:t>356亿</w:t>
-            </w:r>
-          </w:p>
-        </w:tc>
-        <w:tc>
-          <w:tcPr>
-            <w:tcW w:type="dxa" w:w="2160"/>
-          </w:tcPr>
-          <w:p>
-            <w:r>
-              <w:t>16%</w:t>
+              <w:t>泰麒麟网络有限公司</w:t>
+            </w:r>
+          </w:p>
+        </w:tc>
+        <w:tc>
+          <w:tcPr>
+            <w:tcW w:type="dxa" w:w="2160"/>
+          </w:tcPr>
+          <w:p>
+            <w:r>
+              <w:t>云计算</w:t>
+            </w:r>
+          </w:p>
+        </w:tc>
+        <w:tc>
+          <w:tcPr>
+            <w:tcW w:type="dxa" w:w="2160"/>
+          </w:tcPr>
+          <w:p>
+            <w:r>
+              <w:t>535亿</w:t>
+            </w:r>
+          </w:p>
+        </w:tc>
+        <w:tc>
+          <w:tcPr>
+            <w:tcW w:type="dxa" w:w="2160"/>
+          </w:tcPr>
+          <w:p>
+            <w:r>
+              <w:t>5%</w:t>
             </w:r>
           </w:p>
         </w:tc>
@@ -2328,37 +1540,37 @@
           </w:tcPr>
           <w:p>
             <w:r>
-              <w:t>鸿睿思博信息有限公司</w:t>
-            </w:r>
-          </w:p>
-        </w:tc>
-        <w:tc>
-          <w:tcPr>
-            <w:tcW w:type="dxa" w:w="2160"/>
-          </w:tcPr>
-          <w:p>
-            <w:r>
-              <w:t>半导体</w:t>
-            </w:r>
-          </w:p>
-        </w:tc>
-        <w:tc>
-          <w:tcPr>
-            <w:tcW w:type="dxa" w:w="2160"/>
-          </w:tcPr>
-          <w:p>
-            <w:r>
-              <w:t>589亿</w:t>
-            </w:r>
-          </w:p>
-        </w:tc>
-        <w:tc>
-          <w:tcPr>
-            <w:tcW w:type="dxa" w:w="2160"/>
-          </w:tcPr>
-          <w:p>
-            <w:r>
-              <w:t>15%</w:t>
+              <w:t>联软科技有限公司</w:t>
+            </w:r>
+          </w:p>
+        </w:tc>
+        <w:tc>
+          <w:tcPr>
+            <w:tcW w:type="dxa" w:w="2160"/>
+          </w:tcPr>
+          <w:p>
+            <w:r>
+              <w:t>消费科技</w:t>
+            </w:r>
+          </w:p>
+        </w:tc>
+        <w:tc>
+          <w:tcPr>
+            <w:tcW w:type="dxa" w:w="2160"/>
+          </w:tcPr>
+          <w:p>
+            <w:r>
+              <w:t>447亿</w:t>
+            </w:r>
+          </w:p>
+        </w:tc>
+        <w:tc>
+          <w:tcPr>
+            <w:tcW w:type="dxa" w:w="2160"/>
+          </w:tcPr>
+          <w:p>
+            <w:r>
+              <w:t>14%</w:t>
             </w:r>
           </w:p>
         </w:tc>
@@ -2369,810 +1581,17 @@
         <w:pStyle w:val="Heading1"/>
       </w:pPr>
       <w:r>
-        <w:t>行业分析 4</w:t>
+        <w:t>行业分析 3</w:t>
       </w:r>
     </w:p>
     <w:p>
       <w:r>
         <w:br/>
-        <w:t>从产业链角度看，机器人 行业主要由上游设备厂商、</w:t>
+        <w:t>鑫博腾飞信息有限公司 是中国 消费科技 行业的重要企业之一。</w:t>
         <w:br/>
-        <w:t>中游平台企业以及下游应用厂商组成。</w:t>
+        <w:t>根据华辰资本 投资策略部 的研究，该公司成立于 2016 年，</w:t>
         <w:br/>
-        <w:t>济南亿次元网络有限公司 主要位于产业链的 下游 环节。</w:t>
-        <w:br/>
-      </w:r>
-    </w:p>
-    <w:p>
-      <w:r>
-        <w:br/>
-        <w:t>根据内部财务模型测算，九方网络有限公司 在未来三年</w:t>
-        <w:br/>
-        <w:t>收入复合增长率预计可达到 25% 左右。</w:t>
-        <w:br/>
-        <w:t>该预测基于行业需求增长以及公司产能扩张计划。</w:t>
-        <w:br/>
-      </w:r>
-    </w:p>
-    <w:p>
-      <w:r>
-        <w:br/>
-        <w:t>银嘉信息有限公司 是中国 消费科技 行业的重要企业之一。</w:t>
-        <w:br/>
-        <w:t>根据华辰资本 投资委员会 的研究，该公司成立于 2020 年，</w:t>
-        <w:br/>
-        <w:t>目前员工规模约 2026 人。公司近年来持续加大研发投入，</w:t>
-        <w:br/>
-        <w:t>在核心技术方面形成了较强的竞争壁垒。</w:t>
-        <w:br/>
-      </w:r>
-    </w:p>
-    <w:p>
-      <w:r>
-        <w:br/>
-        <w:t>风险管理部认为，消费科技 行业仍然面临若干</w:t>
-        <w:br/>
-        <w:t>不确定性因素，包括技术迭代风险、政策变化、</w:t>
-        <w:br/>
-        <w:t>以及市场竞争加剧等问题。</w:t>
-        <w:br/>
-      </w:r>
-    </w:p>
-    <w:p>
-      <w:r>
-        <w:br/>
-        <w:t>风险管理部认为，新能源 行业仍然面临若干</w:t>
-        <w:br/>
-        <w:t>不确定性因素，包括技术迭代风险、政策变化、</w:t>
-        <w:br/>
-        <w:t>以及市场竞争加剧等问题。</w:t>
-        <w:br/>
-      </w:r>
-    </w:p>
-    <w:p>
-      <w:r>
-        <w:br/>
-        <w:t>风险管理部认为，半导体 行业仍然面临若干</w:t>
-        <w:br/>
-        <w:t>不确定性因素，包括技术迭代风险、政策变化、</w:t>
-        <w:br/>
-        <w:t>以及市场竞争加剧等问题。</w:t>
-        <w:br/>
-      </w:r>
-    </w:p>
-    <w:p>
-      <w:r>
-        <w:br/>
-        <w:t>从产业链角度看，云计算 行业主要由上游设备厂商、</w:t>
-        <w:br/>
-        <w:t>中游平台企业以及下游应用厂商组成。</w:t>
-        <w:br/>
-        <w:t>浦华众城信息有限公司 主要位于产业链的 下游 环节。</w:t>
-        <w:br/>
-      </w:r>
-    </w:p>
-    <w:p>
-      <w:r>
-        <w:br/>
-        <w:t>从产业链角度看，半导体 行业主要由上游设备厂商、</w:t>
-        <w:br/>
-        <w:t>中游平台企业以及下游应用厂商组成。</w:t>
-        <w:br/>
-        <w:t>浦华众城科技有限公司 主要位于产业链的 中游 环节。</w:t>
-        <w:br/>
-      </w:r>
-    </w:p>
-    <w:tbl>
-      <w:tblPr>
-        <w:tblW w:type="auto" w:w="0"/>
-        <w:tblLook w:firstColumn="1" w:firstRow="1" w:lastColumn="0" w:lastRow="0" w:noHBand="0" w:noVBand="1" w:val="04A0"/>
-      </w:tblPr>
-      <w:tblGrid>
-        <w:gridCol w:w="2160"/>
-        <w:gridCol w:w="2160"/>
-        <w:gridCol w:w="2160"/>
-        <w:gridCol w:w="2160"/>
-      </w:tblGrid>
-      <w:tr>
-        <w:tc>
-          <w:tcPr>
-            <w:tcW w:type="dxa" w:w="2160"/>
-          </w:tcPr>
-          <w:p>
-            <w:r>
-              <w:t>公司</w:t>
-            </w:r>
-          </w:p>
-        </w:tc>
-        <w:tc>
-          <w:tcPr>
-            <w:tcW w:type="dxa" w:w="2160"/>
-          </w:tcPr>
-          <w:p>
-            <w:r>
-              <w:t>行业</w:t>
-            </w:r>
-          </w:p>
-        </w:tc>
-        <w:tc>
-          <w:tcPr>
-            <w:tcW w:type="dxa" w:w="2160"/>
-          </w:tcPr>
-          <w:p>
-            <w:r>
-              <w:t>市值</w:t>
-            </w:r>
-          </w:p>
-        </w:tc>
-        <w:tc>
-          <w:tcPr>
-            <w:tcW w:type="dxa" w:w="2160"/>
-          </w:tcPr>
-          <w:p>
-            <w:r>
-              <w:t>增长率</w:t>
-            </w:r>
-          </w:p>
-        </w:tc>
-      </w:tr>
-      <w:tr>
-        <w:tc>
-          <w:tcPr>
-            <w:tcW w:type="dxa" w:w="2160"/>
-          </w:tcPr>
-          <w:p>
-            <w:r>
-              <w:t>易动力科技有限公司</w:t>
-            </w:r>
-          </w:p>
-        </w:tc>
-        <w:tc>
-          <w:tcPr>
-            <w:tcW w:type="dxa" w:w="2160"/>
-          </w:tcPr>
-          <w:p>
-            <w:r>
-              <w:t>云计算</w:t>
-            </w:r>
-          </w:p>
-        </w:tc>
-        <w:tc>
-          <w:tcPr>
-            <w:tcW w:type="dxa" w:w="2160"/>
-          </w:tcPr>
-          <w:p>
-            <w:r>
-              <w:t>490亿</w:t>
-            </w:r>
-          </w:p>
-        </w:tc>
-        <w:tc>
-          <w:tcPr>
-            <w:tcW w:type="dxa" w:w="2160"/>
-          </w:tcPr>
-          <w:p>
-            <w:r>
-              <w:t>28%</w:t>
-            </w:r>
-          </w:p>
-        </w:tc>
-      </w:tr>
-      <w:tr>
-        <w:tc>
-          <w:tcPr>
-            <w:tcW w:type="dxa" w:w="2160"/>
-          </w:tcPr>
-          <w:p>
-            <w:r>
-              <w:t>立信电子网络有限公司</w:t>
-            </w:r>
-          </w:p>
-        </w:tc>
-        <w:tc>
-          <w:tcPr>
-            <w:tcW w:type="dxa" w:w="2160"/>
-          </w:tcPr>
-          <w:p>
-            <w:r>
-              <w:t>云计算</w:t>
-            </w:r>
-          </w:p>
-        </w:tc>
-        <w:tc>
-          <w:tcPr>
-            <w:tcW w:type="dxa" w:w="2160"/>
-          </w:tcPr>
-          <w:p>
-            <w:r>
-              <w:t>223亿</w:t>
-            </w:r>
-          </w:p>
-        </w:tc>
-        <w:tc>
-          <w:tcPr>
-            <w:tcW w:type="dxa" w:w="2160"/>
-          </w:tcPr>
-          <w:p>
-            <w:r>
-              <w:t>29%</w:t>
-            </w:r>
-          </w:p>
-        </w:tc>
-      </w:tr>
-      <w:tr>
-        <w:tc>
-          <w:tcPr>
-            <w:tcW w:type="dxa" w:w="2160"/>
-          </w:tcPr>
-          <w:p>
-            <w:r>
-              <w:t>兰金电子网络有限公司</w:t>
-            </w:r>
-          </w:p>
-        </w:tc>
-        <w:tc>
-          <w:tcPr>
-            <w:tcW w:type="dxa" w:w="2160"/>
-          </w:tcPr>
-          <w:p>
-            <w:r>
-              <w:t>消费科技</w:t>
-            </w:r>
-          </w:p>
-        </w:tc>
-        <w:tc>
-          <w:tcPr>
-            <w:tcW w:type="dxa" w:w="2160"/>
-          </w:tcPr>
-          <w:p>
-            <w:r>
-              <w:t>348亿</w:t>
-            </w:r>
-          </w:p>
-        </w:tc>
-        <w:tc>
-          <w:tcPr>
-            <w:tcW w:type="dxa" w:w="2160"/>
-          </w:tcPr>
-          <w:p>
-            <w:r>
-              <w:t>22%</w:t>
-            </w:r>
-          </w:p>
-        </w:tc>
-      </w:tr>
-      <w:tr>
-        <w:tc>
-          <w:tcPr>
-            <w:tcW w:type="dxa" w:w="2160"/>
-          </w:tcPr>
-          <w:p>
-            <w:r>
-              <w:t>天益信息有限公司</w:t>
-            </w:r>
-          </w:p>
-        </w:tc>
-        <w:tc>
-          <w:tcPr>
-            <w:tcW w:type="dxa" w:w="2160"/>
-          </w:tcPr>
-          <w:p>
-            <w:r>
-              <w:t>云计算</w:t>
-            </w:r>
-          </w:p>
-        </w:tc>
-        <w:tc>
-          <w:tcPr>
-            <w:tcW w:type="dxa" w:w="2160"/>
-          </w:tcPr>
-          <w:p>
-            <w:r>
-              <w:t>603亿</w:t>
-            </w:r>
-          </w:p>
-        </w:tc>
-        <w:tc>
-          <w:tcPr>
-            <w:tcW w:type="dxa" w:w="2160"/>
-          </w:tcPr>
-          <w:p>
-            <w:r>
-              <w:t>21%</w:t>
-            </w:r>
-          </w:p>
-        </w:tc>
-      </w:tr>
-      <w:tr>
-        <w:tc>
-          <w:tcPr>
-            <w:tcW w:type="dxa" w:w="2160"/>
-          </w:tcPr>
-          <w:p>
-            <w:r>
-              <w:t>九方网络有限公司</w:t>
-            </w:r>
-          </w:p>
-        </w:tc>
-        <w:tc>
-          <w:tcPr>
-            <w:tcW w:type="dxa" w:w="2160"/>
-          </w:tcPr>
-          <w:p>
-            <w:r>
-              <w:t>新能源</w:t>
-            </w:r>
-          </w:p>
-        </w:tc>
-        <w:tc>
-          <w:tcPr>
-            <w:tcW w:type="dxa" w:w="2160"/>
-          </w:tcPr>
-          <w:p>
-            <w:r>
-              <w:t>213亿</w:t>
-            </w:r>
-          </w:p>
-        </w:tc>
-        <w:tc>
-          <w:tcPr>
-            <w:tcW w:type="dxa" w:w="2160"/>
-          </w:tcPr>
-          <w:p>
-            <w:r>
-              <w:t>17%</w:t>
-            </w:r>
-          </w:p>
-        </w:tc>
-      </w:tr>
-      <w:tr>
-        <w:tc>
-          <w:tcPr>
-            <w:tcW w:type="dxa" w:w="2160"/>
-          </w:tcPr>
-          <w:p>
-            <w:r>
-              <w:t>兰金电子网络有限公司</w:t>
-            </w:r>
-          </w:p>
-        </w:tc>
-        <w:tc>
-          <w:tcPr>
-            <w:tcW w:type="dxa" w:w="2160"/>
-          </w:tcPr>
-          <w:p>
-            <w:r>
-              <w:t>消费科技</w:t>
-            </w:r>
-          </w:p>
-        </w:tc>
-        <w:tc>
-          <w:tcPr>
-            <w:tcW w:type="dxa" w:w="2160"/>
-          </w:tcPr>
-          <w:p>
-            <w:r>
-              <w:t>405亿</w:t>
-            </w:r>
-          </w:p>
-        </w:tc>
-        <w:tc>
-          <w:tcPr>
-            <w:tcW w:type="dxa" w:w="2160"/>
-          </w:tcPr>
-          <w:p>
-            <w:r>
-              <w:t>26%</w:t>
-            </w:r>
-          </w:p>
-        </w:tc>
-      </w:tr>
-      <w:tr>
-        <w:tc>
-          <w:tcPr>
-            <w:tcW w:type="dxa" w:w="2160"/>
-          </w:tcPr>
-          <w:p>
-            <w:r>
-              <w:t>鸿睿思博网络有限公司</w:t>
-            </w:r>
-          </w:p>
-        </w:tc>
-        <w:tc>
-          <w:tcPr>
-            <w:tcW w:type="dxa" w:w="2160"/>
-          </w:tcPr>
-          <w:p>
-            <w:r>
-              <w:t>新能源</w:t>
-            </w:r>
-          </w:p>
-        </w:tc>
-        <w:tc>
-          <w:tcPr>
-            <w:tcW w:type="dxa" w:w="2160"/>
-          </w:tcPr>
-          <w:p>
-            <w:r>
-              <w:t>527亿</w:t>
-            </w:r>
-          </w:p>
-        </w:tc>
-        <w:tc>
-          <w:tcPr>
-            <w:tcW w:type="dxa" w:w="2160"/>
-          </w:tcPr>
-          <w:p>
-            <w:r>
-              <w:t>20%</w:t>
-            </w:r>
-          </w:p>
-        </w:tc>
-      </w:tr>
-      <w:tr>
-        <w:tc>
-          <w:tcPr>
-            <w:tcW w:type="dxa" w:w="2160"/>
-          </w:tcPr>
-          <w:p>
-            <w:r>
-              <w:t>和泰传媒有限公司</w:t>
-            </w:r>
-          </w:p>
-        </w:tc>
-        <w:tc>
-          <w:tcPr>
-            <w:tcW w:type="dxa" w:w="2160"/>
-          </w:tcPr>
-          <w:p>
-            <w:r>
-              <w:t>消费科技</w:t>
-            </w:r>
-          </w:p>
-        </w:tc>
-        <w:tc>
-          <w:tcPr>
-            <w:tcW w:type="dxa" w:w="2160"/>
-          </w:tcPr>
-          <w:p>
-            <w:r>
-              <w:t>506亿</w:t>
-            </w:r>
-          </w:p>
-        </w:tc>
-        <w:tc>
-          <w:tcPr>
-            <w:tcW w:type="dxa" w:w="2160"/>
-          </w:tcPr>
-          <w:p>
-            <w:r>
-              <w:t>28%</w:t>
-            </w:r>
-          </w:p>
-        </w:tc>
-      </w:tr>
-      <w:tr>
-        <w:tc>
-          <w:tcPr>
-            <w:tcW w:type="dxa" w:w="2160"/>
-          </w:tcPr>
-          <w:p>
-            <w:r>
-              <w:t>信诚致远传媒有限公司</w:t>
-            </w:r>
-          </w:p>
-        </w:tc>
-        <w:tc>
-          <w:tcPr>
-            <w:tcW w:type="dxa" w:w="2160"/>
-          </w:tcPr>
-          <w:p>
-            <w:r>
-              <w:t>人工智能</w:t>
-            </w:r>
-          </w:p>
-        </w:tc>
-        <w:tc>
-          <w:tcPr>
-            <w:tcW w:type="dxa" w:w="2160"/>
-          </w:tcPr>
-          <w:p>
-            <w:r>
-              <w:t>122亿</w:t>
-            </w:r>
-          </w:p>
-        </w:tc>
-        <w:tc>
-          <w:tcPr>
-            <w:tcW w:type="dxa" w:w="2160"/>
-          </w:tcPr>
-          <w:p>
-            <w:r>
-              <w:t>8%</w:t>
-            </w:r>
-          </w:p>
-        </w:tc>
-      </w:tr>
-      <w:tr>
-        <w:tc>
-          <w:tcPr>
-            <w:tcW w:type="dxa" w:w="2160"/>
-          </w:tcPr>
-          <w:p>
-            <w:r>
-              <w:t>浦华众城科技有限公司</w:t>
-            </w:r>
-          </w:p>
-        </w:tc>
-        <w:tc>
-          <w:tcPr>
-            <w:tcW w:type="dxa" w:w="2160"/>
-          </w:tcPr>
-          <w:p>
-            <w:r>
-              <w:t>半导体</w:t>
-            </w:r>
-          </w:p>
-        </w:tc>
-        <w:tc>
-          <w:tcPr>
-            <w:tcW w:type="dxa" w:w="2160"/>
-          </w:tcPr>
-          <w:p>
-            <w:r>
-              <w:t>230亿</w:t>
-            </w:r>
-          </w:p>
-        </w:tc>
-        <w:tc>
-          <w:tcPr>
-            <w:tcW w:type="dxa" w:w="2160"/>
-          </w:tcPr>
-          <w:p>
-            <w:r>
-              <w:t>20%</w:t>
-            </w:r>
-          </w:p>
-        </w:tc>
-      </w:tr>
-      <w:tr>
-        <w:tc>
-          <w:tcPr>
-            <w:tcW w:type="dxa" w:w="2160"/>
-          </w:tcPr>
-          <w:p>
-            <w:r>
-              <w:t>艾提科信科技有限公司</w:t>
-            </w:r>
-          </w:p>
-        </w:tc>
-        <w:tc>
-          <w:tcPr>
-            <w:tcW w:type="dxa" w:w="2160"/>
-          </w:tcPr>
-          <w:p>
-            <w:r>
-              <w:t>机器人</w:t>
-            </w:r>
-          </w:p>
-        </w:tc>
-        <w:tc>
-          <w:tcPr>
-            <w:tcW w:type="dxa" w:w="2160"/>
-          </w:tcPr>
-          <w:p>
-            <w:r>
-              <w:t>479亿</w:t>
-            </w:r>
-          </w:p>
-        </w:tc>
-        <w:tc>
-          <w:tcPr>
-            <w:tcW w:type="dxa" w:w="2160"/>
-          </w:tcPr>
-          <w:p>
-            <w:r>
-              <w:t>22%</w:t>
-            </w:r>
-          </w:p>
-        </w:tc>
-      </w:tr>
-      <w:tr>
-        <w:tc>
-          <w:tcPr>
-            <w:tcW w:type="dxa" w:w="2160"/>
-          </w:tcPr>
-          <w:p>
-            <w:r>
-              <w:t>信诚致远传媒有限公司</w:t>
-            </w:r>
-          </w:p>
-        </w:tc>
-        <w:tc>
-          <w:tcPr>
-            <w:tcW w:type="dxa" w:w="2160"/>
-          </w:tcPr>
-          <w:p>
-            <w:r>
-              <w:t>人工智能</w:t>
-            </w:r>
-          </w:p>
-        </w:tc>
-        <w:tc>
-          <w:tcPr>
-            <w:tcW w:type="dxa" w:w="2160"/>
-          </w:tcPr>
-          <w:p>
-            <w:r>
-              <w:t>628亿</w:t>
-            </w:r>
-          </w:p>
-        </w:tc>
-        <w:tc>
-          <w:tcPr>
-            <w:tcW w:type="dxa" w:w="2160"/>
-          </w:tcPr>
-          <w:p>
-            <w:r>
-              <w:t>20%</w:t>
-            </w:r>
-          </w:p>
-        </w:tc>
-      </w:tr>
-      <w:tr>
-        <w:tc>
-          <w:tcPr>
-            <w:tcW w:type="dxa" w:w="2160"/>
-          </w:tcPr>
-          <w:p>
-            <w:r>
-              <w:t>快讯网络有限公司</w:t>
-            </w:r>
-          </w:p>
-        </w:tc>
-        <w:tc>
-          <w:tcPr>
-            <w:tcW w:type="dxa" w:w="2160"/>
-          </w:tcPr>
-          <w:p>
-            <w:r>
-              <w:t>新能源</w:t>
-            </w:r>
-          </w:p>
-        </w:tc>
-        <w:tc>
-          <w:tcPr>
-            <w:tcW w:type="dxa" w:w="2160"/>
-          </w:tcPr>
-          <w:p>
-            <w:r>
-              <w:t>388亿</w:t>
-            </w:r>
-          </w:p>
-        </w:tc>
-        <w:tc>
-          <w:tcPr>
-            <w:tcW w:type="dxa" w:w="2160"/>
-          </w:tcPr>
-          <w:p>
-            <w:r>
-              <w:t>21%</w:t>
-            </w:r>
-          </w:p>
-        </w:tc>
-      </w:tr>
-      <w:tr>
-        <w:tc>
-          <w:tcPr>
-            <w:tcW w:type="dxa" w:w="2160"/>
-          </w:tcPr>
-          <w:p>
-            <w:r>
-              <w:t>万迅电脑网络有限公司</w:t>
-            </w:r>
-          </w:p>
-        </w:tc>
-        <w:tc>
-          <w:tcPr>
-            <w:tcW w:type="dxa" w:w="2160"/>
-          </w:tcPr>
-          <w:p>
-            <w:r>
-              <w:t>半导体</w:t>
-            </w:r>
-          </w:p>
-        </w:tc>
-        <w:tc>
-          <w:tcPr>
-            <w:tcW w:type="dxa" w:w="2160"/>
-          </w:tcPr>
-          <w:p>
-            <w:r>
-              <w:t>382亿</w:t>
-            </w:r>
-          </w:p>
-        </w:tc>
-        <w:tc>
-          <w:tcPr>
-            <w:tcW w:type="dxa" w:w="2160"/>
-          </w:tcPr>
-          <w:p>
-            <w:r>
-              <w:t>24%</w:t>
-            </w:r>
-          </w:p>
-        </w:tc>
-      </w:tr>
-      <w:tr>
-        <w:tc>
-          <w:tcPr>
-            <w:tcW w:type="dxa" w:w="2160"/>
-          </w:tcPr>
-          <w:p>
-            <w:r>
-              <w:t>鸿睿思博信息有限公司</w:t>
-            </w:r>
-          </w:p>
-        </w:tc>
-        <w:tc>
-          <w:tcPr>
-            <w:tcW w:type="dxa" w:w="2160"/>
-          </w:tcPr>
-          <w:p>
-            <w:r>
-              <w:t>半导体</w:t>
-            </w:r>
-          </w:p>
-        </w:tc>
-        <w:tc>
-          <w:tcPr>
-            <w:tcW w:type="dxa" w:w="2160"/>
-          </w:tcPr>
-          <w:p>
-            <w:r>
-              <w:t>236亿</w:t>
-            </w:r>
-          </w:p>
-        </w:tc>
-        <w:tc>
-          <w:tcPr>
-            <w:tcW w:type="dxa" w:w="2160"/>
-          </w:tcPr>
-          <w:p>
-            <w:r>
-              <w:t>12%</w:t>
-            </w:r>
-          </w:p>
-        </w:tc>
-      </w:tr>
-    </w:tbl>
-    <w:p>
-      <w:pPr>
-        <w:pStyle w:val="Heading1"/>
-      </w:pPr>
-      <w:r>
-        <w:t>行业分析 5</w:t>
-      </w:r>
-    </w:p>
-    <w:p>
-      <w:r>
-        <w:br/>
-        <w:t>风险管理部认为，半导体 行业仍然面临若干</w:t>
-        <w:br/>
-        <w:t>不确定性因素，包括技术迭代风险、政策变化、</w:t>
-        <w:br/>
-        <w:t>以及市场竞争加剧等问题。</w:t>
-        <w:br/>
-      </w:r>
-    </w:p>
-    <w:p>
-      <w:r>
-        <w:br/>
-        <w:t>凌云网络有限公司 是中国 医疗科技 行业的重要企业之一。</w:t>
-        <w:br/>
-        <w:t>根据华辰资本 投资策略部 的研究，该公司成立于 2020 年，</w:t>
-        <w:br/>
-        <w:t>目前员工规模约 730 人。公司近年来持续加大研发投入，</w:t>
+        <w:t>目前员工规模约 4167 人。公司近年来持续加大研发投入，</w:t>
         <w:br/>
         <w:t>在核心技术方面形成了较强的竞争壁垒。</w:t>
         <w:br/>
@@ -3192,31 +1611,7 @@
     <w:p>
       <w:r>
         <w:br/>
-        <w:t>华辰资本旗下的 HC Energy Transition Fund 在最近的资产配置会议中</w:t>
-        <w:br/>
-        <w:t>讨论了 新能源 行业的投资机会，并对 九方网络有限公司</w:t>
-        <w:br/>
-        <w:t>进行了重点评估。</w:t>
-        <w:br/>
-      </w:r>
-    </w:p>
-    <w:p>
-      <w:r>
-        <w:br/>
-        <w:t>富罳信息有限公司 是中国 医疗科技 行业的重要企业之一。</w:t>
-        <w:br/>
-        <w:t>根据华辰资本 风险管理部 的研究，该公司成立于 2018 年，</w:t>
-        <w:br/>
-        <w:t>目前员工规模约 2035 人。公司近年来持续加大研发投入，</w:t>
-        <w:br/>
-        <w:t>在核心技术方面形成了较强的竞争壁垒。</w:t>
-        <w:br/>
-      </w:r>
-    </w:p>
-    <w:p>
-      <w:r>
-        <w:br/>
-        <w:t>风险管理部认为，医疗科技 行业仍然面临若干</w:t>
+        <w:t>风险管理部认为，云计算 行业仍然面临若干</w:t>
         <w:br/>
         <w:t>不确定性因素，包括技术迭代风险、政策变化、</w:t>
         <w:br/>
@@ -3227,9 +1622,793 @@
     <w:p>
       <w:r>
         <w:br/>
-        <w:t>根据内部财务模型测算，济南亿次元网络有限公司 在未来三年</w:t>
+        <w:t>风险管理部认为，机器人 行业仍然面临若干</w:t>
         <w:br/>
-        <w:t>收入复合增长率预计可达到 34% 左右。</w:t>
+        <w:t>不确定性因素，包括技术迭代风险、政策变化、</w:t>
+        <w:br/>
+        <w:t>以及市场竞争加剧等问题。</w:t>
+        <w:br/>
+      </w:r>
+    </w:p>
+    <w:p>
+      <w:r>
+        <w:br/>
+        <w:t>华辰资本旗下的 HC Alpha Growth Fund 在最近的资产配置会议中</w:t>
+        <w:br/>
+        <w:t>讨论了 医疗科技 行业的投资机会，并对 迪摩信息有限公司</w:t>
+        <w:br/>
+        <w:t>进行了重点评估。</w:t>
+        <w:br/>
+      </w:r>
+    </w:p>
+    <w:p>
+      <w:r>
+        <w:br/>
+        <w:t>从产业链角度看，半导体 行业主要由上游设备厂商、</w:t>
+        <w:br/>
+        <w:t>中游平台企业以及下游应用厂商组成。</w:t>
+        <w:br/>
+        <w:t>中建创业科技有限公司 主要位于产业链的 上游 环节。</w:t>
+        <w:br/>
+      </w:r>
+    </w:p>
+    <w:p>
+      <w:r>
+        <w:br/>
+        <w:t>风险管理部认为，消费科技 行业仍然面临若干</w:t>
+        <w:br/>
+        <w:t>不确定性因素，包括技术迭代风险、政策变化、</w:t>
+        <w:br/>
+        <w:t>以及市场竞争加剧等问题。</w:t>
+        <w:br/>
+      </w:r>
+    </w:p>
+    <w:p>
+      <w:r>
+        <w:br/>
+        <w:t>毕博诚信息有限公司 是中国 机器人 行业的重要企业之一。</w:t>
+        <w:br/>
+        <w:t>根据华辰资本 投资委员会 的研究，该公司成立于 2017 年，</w:t>
+        <w:br/>
+        <w:t>目前员工规模约 508 人。公司近年来持续加大研发投入，</w:t>
+        <w:br/>
+        <w:t>在核心技术方面形成了较强的竞争壁垒。</w:t>
+        <w:br/>
+      </w:r>
+    </w:p>
+    <w:tbl>
+      <w:tblPr>
+        <w:tblW w:type="auto" w:w="0"/>
+        <w:tblLook w:firstColumn="1" w:firstRow="1" w:lastColumn="0" w:lastRow="0" w:noHBand="0" w:noVBand="1" w:val="04A0"/>
+      </w:tblPr>
+      <w:tblGrid>
+        <w:gridCol w:w="2160"/>
+        <w:gridCol w:w="2160"/>
+        <w:gridCol w:w="2160"/>
+        <w:gridCol w:w="2160"/>
+      </w:tblGrid>
+      <w:tr>
+        <w:tc>
+          <w:tcPr>
+            <w:tcW w:type="dxa" w:w="2160"/>
+          </w:tcPr>
+          <w:p>
+            <w:r>
+              <w:t>公司</w:t>
+            </w:r>
+          </w:p>
+        </w:tc>
+        <w:tc>
+          <w:tcPr>
+            <w:tcW w:type="dxa" w:w="2160"/>
+          </w:tcPr>
+          <w:p>
+            <w:r>
+              <w:t>行业</w:t>
+            </w:r>
+          </w:p>
+        </w:tc>
+        <w:tc>
+          <w:tcPr>
+            <w:tcW w:type="dxa" w:w="2160"/>
+          </w:tcPr>
+          <w:p>
+            <w:r>
+              <w:t>市值</w:t>
+            </w:r>
+          </w:p>
+        </w:tc>
+        <w:tc>
+          <w:tcPr>
+            <w:tcW w:type="dxa" w:w="2160"/>
+          </w:tcPr>
+          <w:p>
+            <w:r>
+              <w:t>增长率</w:t>
+            </w:r>
+          </w:p>
+        </w:tc>
+      </w:tr>
+      <w:tr>
+        <w:tc>
+          <w:tcPr>
+            <w:tcW w:type="dxa" w:w="2160"/>
+          </w:tcPr>
+          <w:p>
+            <w:r>
+              <w:t>华泰通安传媒有限公司</w:t>
+            </w:r>
+          </w:p>
+        </w:tc>
+        <w:tc>
+          <w:tcPr>
+            <w:tcW w:type="dxa" w:w="2160"/>
+          </w:tcPr>
+          <w:p>
+            <w:r>
+              <w:t>消费科技</w:t>
+            </w:r>
+          </w:p>
+        </w:tc>
+        <w:tc>
+          <w:tcPr>
+            <w:tcW w:type="dxa" w:w="2160"/>
+          </w:tcPr>
+          <w:p>
+            <w:r>
+              <w:t>187亿</w:t>
+            </w:r>
+          </w:p>
+        </w:tc>
+        <w:tc>
+          <w:tcPr>
+            <w:tcW w:type="dxa" w:w="2160"/>
+          </w:tcPr>
+          <w:p>
+            <w:r>
+              <w:t>20%</w:t>
+            </w:r>
+          </w:p>
+        </w:tc>
+      </w:tr>
+      <w:tr>
+        <w:tc>
+          <w:tcPr>
+            <w:tcW w:type="dxa" w:w="2160"/>
+          </w:tcPr>
+          <w:p>
+            <w:r>
+              <w:t>方正科技传媒有限公司</w:t>
+            </w:r>
+          </w:p>
+        </w:tc>
+        <w:tc>
+          <w:tcPr>
+            <w:tcW w:type="dxa" w:w="2160"/>
+          </w:tcPr>
+          <w:p>
+            <w:r>
+              <w:t>人工智能</w:t>
+            </w:r>
+          </w:p>
+        </w:tc>
+        <w:tc>
+          <w:tcPr>
+            <w:tcW w:type="dxa" w:w="2160"/>
+          </w:tcPr>
+          <w:p>
+            <w:r>
+              <w:t>533亿</w:t>
+            </w:r>
+          </w:p>
+        </w:tc>
+        <w:tc>
+          <w:tcPr>
+            <w:tcW w:type="dxa" w:w="2160"/>
+          </w:tcPr>
+          <w:p>
+            <w:r>
+              <w:t>25%</w:t>
+            </w:r>
+          </w:p>
+        </w:tc>
+      </w:tr>
+      <w:tr>
+        <w:tc>
+          <w:tcPr>
+            <w:tcW w:type="dxa" w:w="2160"/>
+          </w:tcPr>
+          <w:p>
+            <w:r>
+              <w:t>巨奥传媒有限公司</w:t>
+            </w:r>
+          </w:p>
+        </w:tc>
+        <w:tc>
+          <w:tcPr>
+            <w:tcW w:type="dxa" w:w="2160"/>
+          </w:tcPr>
+          <w:p>
+            <w:r>
+              <w:t>人工智能</w:t>
+            </w:r>
+          </w:p>
+        </w:tc>
+        <w:tc>
+          <w:tcPr>
+            <w:tcW w:type="dxa" w:w="2160"/>
+          </w:tcPr>
+          <w:p>
+            <w:r>
+              <w:t>641亿</w:t>
+            </w:r>
+          </w:p>
+        </w:tc>
+        <w:tc>
+          <w:tcPr>
+            <w:tcW w:type="dxa" w:w="2160"/>
+          </w:tcPr>
+          <w:p>
+            <w:r>
+              <w:t>19%</w:t>
+            </w:r>
+          </w:p>
+        </w:tc>
+      </w:tr>
+      <w:tr>
+        <w:tc>
+          <w:tcPr>
+            <w:tcW w:type="dxa" w:w="2160"/>
+          </w:tcPr>
+          <w:p>
+            <w:r>
+              <w:t>天开科技有限公司</w:t>
+            </w:r>
+          </w:p>
+        </w:tc>
+        <w:tc>
+          <w:tcPr>
+            <w:tcW w:type="dxa" w:w="2160"/>
+          </w:tcPr>
+          <w:p>
+            <w:r>
+              <w:t>消费科技</w:t>
+            </w:r>
+          </w:p>
+        </w:tc>
+        <w:tc>
+          <w:tcPr>
+            <w:tcW w:type="dxa" w:w="2160"/>
+          </w:tcPr>
+          <w:p>
+            <w:r>
+              <w:t>409亿</w:t>
+            </w:r>
+          </w:p>
+        </w:tc>
+        <w:tc>
+          <w:tcPr>
+            <w:tcW w:type="dxa" w:w="2160"/>
+          </w:tcPr>
+          <w:p>
+            <w:r>
+              <w:t>10%</w:t>
+            </w:r>
+          </w:p>
+        </w:tc>
+      </w:tr>
+      <w:tr>
+        <w:tc>
+          <w:tcPr>
+            <w:tcW w:type="dxa" w:w="2160"/>
+          </w:tcPr>
+          <w:p>
+            <w:r>
+              <w:t>佳禾传媒有限公司</w:t>
+            </w:r>
+          </w:p>
+        </w:tc>
+        <w:tc>
+          <w:tcPr>
+            <w:tcW w:type="dxa" w:w="2160"/>
+          </w:tcPr>
+          <w:p>
+            <w:r>
+              <w:t>云计算</w:t>
+            </w:r>
+          </w:p>
+        </w:tc>
+        <w:tc>
+          <w:tcPr>
+            <w:tcW w:type="dxa" w:w="2160"/>
+          </w:tcPr>
+          <w:p>
+            <w:r>
+              <w:t>732亿</w:t>
+            </w:r>
+          </w:p>
+        </w:tc>
+        <w:tc>
+          <w:tcPr>
+            <w:tcW w:type="dxa" w:w="2160"/>
+          </w:tcPr>
+          <w:p>
+            <w:r>
+              <w:t>7%</w:t>
+            </w:r>
+          </w:p>
+        </w:tc>
+      </w:tr>
+      <w:tr>
+        <w:tc>
+          <w:tcPr>
+            <w:tcW w:type="dxa" w:w="2160"/>
+          </w:tcPr>
+          <w:p>
+            <w:r>
+              <w:t>华泰通安网络有限公司</w:t>
+            </w:r>
+          </w:p>
+        </w:tc>
+        <w:tc>
+          <w:tcPr>
+            <w:tcW w:type="dxa" w:w="2160"/>
+          </w:tcPr>
+          <w:p>
+            <w:r>
+              <w:t>半导体</w:t>
+            </w:r>
+          </w:p>
+        </w:tc>
+        <w:tc>
+          <w:tcPr>
+            <w:tcW w:type="dxa" w:w="2160"/>
+          </w:tcPr>
+          <w:p>
+            <w:r>
+              <w:t>239亿</w:t>
+            </w:r>
+          </w:p>
+        </w:tc>
+        <w:tc>
+          <w:tcPr>
+            <w:tcW w:type="dxa" w:w="2160"/>
+          </w:tcPr>
+          <w:p>
+            <w:r>
+              <w:t>29%</w:t>
+            </w:r>
+          </w:p>
+        </w:tc>
+      </w:tr>
+      <w:tr>
+        <w:tc>
+          <w:tcPr>
+            <w:tcW w:type="dxa" w:w="2160"/>
+          </w:tcPr>
+          <w:p>
+            <w:r>
+              <w:t>九方传媒有限公司</w:t>
+            </w:r>
+          </w:p>
+        </w:tc>
+        <w:tc>
+          <w:tcPr>
+            <w:tcW w:type="dxa" w:w="2160"/>
+          </w:tcPr>
+          <w:p>
+            <w:r>
+              <w:t>医疗科技</w:t>
+            </w:r>
+          </w:p>
+        </w:tc>
+        <w:tc>
+          <w:tcPr>
+            <w:tcW w:type="dxa" w:w="2160"/>
+          </w:tcPr>
+          <w:p>
+            <w:r>
+              <w:t>200亿</w:t>
+            </w:r>
+          </w:p>
+        </w:tc>
+        <w:tc>
+          <w:tcPr>
+            <w:tcW w:type="dxa" w:w="2160"/>
+          </w:tcPr>
+          <w:p>
+            <w:r>
+              <w:t>12%</w:t>
+            </w:r>
+          </w:p>
+        </w:tc>
+      </w:tr>
+      <w:tr>
+        <w:tc>
+          <w:tcPr>
+            <w:tcW w:type="dxa" w:w="2160"/>
+          </w:tcPr>
+          <w:p>
+            <w:r>
+              <w:t>戴硕电子网络有限公司</w:t>
+            </w:r>
+          </w:p>
+        </w:tc>
+        <w:tc>
+          <w:tcPr>
+            <w:tcW w:type="dxa" w:w="2160"/>
+          </w:tcPr>
+          <w:p>
+            <w:r>
+              <w:t>新能源</w:t>
+            </w:r>
+          </w:p>
+        </w:tc>
+        <w:tc>
+          <w:tcPr>
+            <w:tcW w:type="dxa" w:w="2160"/>
+          </w:tcPr>
+          <w:p>
+            <w:r>
+              <w:t>696亿</w:t>
+            </w:r>
+          </w:p>
+        </w:tc>
+        <w:tc>
+          <w:tcPr>
+            <w:tcW w:type="dxa" w:w="2160"/>
+          </w:tcPr>
+          <w:p>
+            <w:r>
+              <w:t>27%</w:t>
+            </w:r>
+          </w:p>
+        </w:tc>
+      </w:tr>
+      <w:tr>
+        <w:tc>
+          <w:tcPr>
+            <w:tcW w:type="dxa" w:w="2160"/>
+          </w:tcPr>
+          <w:p>
+            <w:r>
+              <w:t>昊嘉科技有限公司</w:t>
+            </w:r>
+          </w:p>
+        </w:tc>
+        <w:tc>
+          <w:tcPr>
+            <w:tcW w:type="dxa" w:w="2160"/>
+          </w:tcPr>
+          <w:p>
+            <w:r>
+              <w:t>医疗科技</w:t>
+            </w:r>
+          </w:p>
+        </w:tc>
+        <w:tc>
+          <w:tcPr>
+            <w:tcW w:type="dxa" w:w="2160"/>
+          </w:tcPr>
+          <w:p>
+            <w:r>
+              <w:t>249亿</w:t>
+            </w:r>
+          </w:p>
+        </w:tc>
+        <w:tc>
+          <w:tcPr>
+            <w:tcW w:type="dxa" w:w="2160"/>
+          </w:tcPr>
+          <w:p>
+            <w:r>
+              <w:t>6%</w:t>
+            </w:r>
+          </w:p>
+        </w:tc>
+      </w:tr>
+      <w:tr>
+        <w:tc>
+          <w:tcPr>
+            <w:tcW w:type="dxa" w:w="2160"/>
+          </w:tcPr>
+          <w:p>
+            <w:r>
+              <w:t>毕博诚信息有限公司</w:t>
+            </w:r>
+          </w:p>
+        </w:tc>
+        <w:tc>
+          <w:tcPr>
+            <w:tcW w:type="dxa" w:w="2160"/>
+          </w:tcPr>
+          <w:p>
+            <w:r>
+              <w:t>机器人</w:t>
+            </w:r>
+          </w:p>
+        </w:tc>
+        <w:tc>
+          <w:tcPr>
+            <w:tcW w:type="dxa" w:w="2160"/>
+          </w:tcPr>
+          <w:p>
+            <w:r>
+              <w:t>456亿</w:t>
+            </w:r>
+          </w:p>
+        </w:tc>
+        <w:tc>
+          <w:tcPr>
+            <w:tcW w:type="dxa" w:w="2160"/>
+          </w:tcPr>
+          <w:p>
+            <w:r>
+              <w:t>8%</w:t>
+            </w:r>
+          </w:p>
+        </w:tc>
+      </w:tr>
+      <w:tr>
+        <w:tc>
+          <w:tcPr>
+            <w:tcW w:type="dxa" w:w="2160"/>
+          </w:tcPr>
+          <w:p>
+            <w:r>
+              <w:t>图龙信息传媒有限公司</w:t>
+            </w:r>
+          </w:p>
+        </w:tc>
+        <w:tc>
+          <w:tcPr>
+            <w:tcW w:type="dxa" w:w="2160"/>
+          </w:tcPr>
+          <w:p>
+            <w:r>
+              <w:t>机器人</w:t>
+            </w:r>
+          </w:p>
+        </w:tc>
+        <w:tc>
+          <w:tcPr>
+            <w:tcW w:type="dxa" w:w="2160"/>
+          </w:tcPr>
+          <w:p>
+            <w:r>
+              <w:t>635亿</w:t>
+            </w:r>
+          </w:p>
+        </w:tc>
+        <w:tc>
+          <w:tcPr>
+            <w:tcW w:type="dxa" w:w="2160"/>
+          </w:tcPr>
+          <w:p>
+            <w:r>
+              <w:t>23%</w:t>
+            </w:r>
+          </w:p>
+        </w:tc>
+      </w:tr>
+      <w:tr>
+        <w:tc>
+          <w:tcPr>
+            <w:tcW w:type="dxa" w:w="2160"/>
+          </w:tcPr>
+          <w:p>
+            <w:r>
+              <w:t>华成育卓传媒有限公司</w:t>
+            </w:r>
+          </w:p>
+        </w:tc>
+        <w:tc>
+          <w:tcPr>
+            <w:tcW w:type="dxa" w:w="2160"/>
+          </w:tcPr>
+          <w:p>
+            <w:r>
+              <w:t>人工智能</w:t>
+            </w:r>
+          </w:p>
+        </w:tc>
+        <w:tc>
+          <w:tcPr>
+            <w:tcW w:type="dxa" w:w="2160"/>
+          </w:tcPr>
+          <w:p>
+            <w:r>
+              <w:t>430亿</w:t>
+            </w:r>
+          </w:p>
+        </w:tc>
+        <w:tc>
+          <w:tcPr>
+            <w:tcW w:type="dxa" w:w="2160"/>
+          </w:tcPr>
+          <w:p>
+            <w:r>
+              <w:t>19%</w:t>
+            </w:r>
+          </w:p>
+        </w:tc>
+      </w:tr>
+      <w:tr>
+        <w:tc>
+          <w:tcPr>
+            <w:tcW w:type="dxa" w:w="2160"/>
+          </w:tcPr>
+          <w:p>
+            <w:r>
+              <w:t>华泰通安传媒有限公司</w:t>
+            </w:r>
+          </w:p>
+        </w:tc>
+        <w:tc>
+          <w:tcPr>
+            <w:tcW w:type="dxa" w:w="2160"/>
+          </w:tcPr>
+          <w:p>
+            <w:r>
+              <w:t>消费科技</w:t>
+            </w:r>
+          </w:p>
+        </w:tc>
+        <w:tc>
+          <w:tcPr>
+            <w:tcW w:type="dxa" w:w="2160"/>
+          </w:tcPr>
+          <w:p>
+            <w:r>
+              <w:t>535亿</w:t>
+            </w:r>
+          </w:p>
+        </w:tc>
+        <w:tc>
+          <w:tcPr>
+            <w:tcW w:type="dxa" w:w="2160"/>
+          </w:tcPr>
+          <w:p>
+            <w:r>
+              <w:t>5%</w:t>
+            </w:r>
+          </w:p>
+        </w:tc>
+      </w:tr>
+      <w:tr>
+        <w:tc>
+          <w:tcPr>
+            <w:tcW w:type="dxa" w:w="2160"/>
+          </w:tcPr>
+          <w:p>
+            <w:r>
+              <w:t>恩悌网络有限公司</w:t>
+            </w:r>
+          </w:p>
+        </w:tc>
+        <w:tc>
+          <w:tcPr>
+            <w:tcW w:type="dxa" w:w="2160"/>
+          </w:tcPr>
+          <w:p>
+            <w:r>
+              <w:t>新能源</w:t>
+            </w:r>
+          </w:p>
+        </w:tc>
+        <w:tc>
+          <w:tcPr>
+            <w:tcW w:type="dxa" w:w="2160"/>
+          </w:tcPr>
+          <w:p>
+            <w:r>
+              <w:t>382亿</w:t>
+            </w:r>
+          </w:p>
+        </w:tc>
+        <w:tc>
+          <w:tcPr>
+            <w:tcW w:type="dxa" w:w="2160"/>
+          </w:tcPr>
+          <w:p>
+            <w:r>
+              <w:t>5%</w:t>
+            </w:r>
+          </w:p>
+        </w:tc>
+      </w:tr>
+      <w:tr>
+        <w:tc>
+          <w:tcPr>
+            <w:tcW w:type="dxa" w:w="2160"/>
+          </w:tcPr>
+          <w:p>
+            <w:r>
+              <w:t>九方传媒有限公司</w:t>
+            </w:r>
+          </w:p>
+        </w:tc>
+        <w:tc>
+          <w:tcPr>
+            <w:tcW w:type="dxa" w:w="2160"/>
+          </w:tcPr>
+          <w:p>
+            <w:r>
+              <w:t>医疗科技</w:t>
+            </w:r>
+          </w:p>
+        </w:tc>
+        <w:tc>
+          <w:tcPr>
+            <w:tcW w:type="dxa" w:w="2160"/>
+          </w:tcPr>
+          <w:p>
+            <w:r>
+              <w:t>229亿</w:t>
+            </w:r>
+          </w:p>
+        </w:tc>
+        <w:tc>
+          <w:tcPr>
+            <w:tcW w:type="dxa" w:w="2160"/>
+          </w:tcPr>
+          <w:p>
+            <w:r>
+              <w:t>14%</w:t>
+            </w:r>
+          </w:p>
+        </w:tc>
+      </w:tr>
+    </w:tbl>
+    <w:p>
+      <w:pPr>
+        <w:pStyle w:val="Heading1"/>
+      </w:pPr>
+      <w:r>
+        <w:t>行业分析 4</w:t>
+      </w:r>
+    </w:p>
+    <w:p>
+      <w:r>
+        <w:br/>
+        <w:t>华辰资本旗下的 HC Quant Arbitrage Fund 在最近的资产配置会议中</w:t>
+        <w:br/>
+        <w:t>讨论了 医疗科技 行业的投资机会，并对 华成育卓科技有限公司</w:t>
+        <w:br/>
+        <w:t>进行了重点评估。</w:t>
+        <w:br/>
+      </w:r>
+    </w:p>
+    <w:p>
+      <w:r>
+        <w:br/>
+        <w:t>雨林木风计算机科技有限公司 是中国 半导体 行业的重要企业之一。</w:t>
+        <w:br/>
+        <w:t>根据华辰资本 资产配置委员会 的研究，该公司成立于 2007 年，</w:t>
+        <w:br/>
+        <w:t>目前员工规模约 7826 人。公司近年来持续加大研发投入，</w:t>
+        <w:br/>
+        <w:t>在核心技术方面形成了较强的竞争壁垒。</w:t>
+        <w:br/>
+      </w:r>
+    </w:p>
+    <w:p>
+      <w:r>
+        <w:br/>
+        <w:t>从产业链角度看，人工智能 行业主要由上游设备厂商、</w:t>
+        <w:br/>
+        <w:t>中游平台企业以及下游应用厂商组成。</w:t>
+        <w:br/>
+        <w:t>通际名联科技有限公司 主要位于产业链的 中游 环节。</w:t>
+        <w:br/>
+      </w:r>
+    </w:p>
+    <w:p>
+      <w:r>
+        <w:br/>
+        <w:t>根据内部财务模型测算，飞利信科技有限公司 在未来三年</w:t>
+        <w:br/>
+        <w:t>收入复合增长率预计可达到 22% 左右。</w:t>
         <w:br/>
         <w:t>该预测基于行业需求增长以及公司产能扩张计划。</w:t>
         <w:br/>
@@ -3238,9 +2417,824 @@
     <w:p>
       <w:r>
         <w:br/>
+        <w:t>根据内部财务模型测算，艾提科信科技有限公司 在未来三年</w:t>
+        <w:br/>
+        <w:t>收入复合增长率预计可达到 26% 左右。</w:t>
+        <w:br/>
+        <w:t>该预测基于行业需求增长以及公司产能扩张计划。</w:t>
+        <w:br/>
+      </w:r>
+    </w:p>
+    <w:p>
+      <w:r>
+        <w:br/>
+        <w:t>华辰资本旗下的 HC AI Innovation Fund 在最近的资产配置会议中</w:t>
+        <w:br/>
+        <w:t>讨论了 医疗科技 行业的投资机会，并对 昊嘉科技有限公司</w:t>
+        <w:br/>
+        <w:t>进行了重点评估。</w:t>
+        <w:br/>
+      </w:r>
+    </w:p>
+    <w:p>
+      <w:r>
+        <w:br/>
+        <w:t>风险管理部认为，消费科技 行业仍然面临若干</w:t>
+        <w:br/>
+        <w:t>不确定性因素，包括技术迭代风险、政策变化、</w:t>
+        <w:br/>
+        <w:t>以及市场竞争加剧等问题。</w:t>
+        <w:br/>
+      </w:r>
+    </w:p>
+    <w:p>
+      <w:r>
+        <w:br/>
+        <w:t>艾提科信科技有限公司 是中国 云计算 行业的重要企业之一。</w:t>
+        <w:br/>
+        <w:t>根据华辰资本 风险管理部 的研究，该公司成立于 2006 年，</w:t>
+        <w:br/>
+        <w:t>目前员工规模约 3804 人。公司近年来持续加大研发投入，</w:t>
+        <w:br/>
+        <w:t>在核心技术方面形成了较强的竞争壁垒。</w:t>
+        <w:br/>
+      </w:r>
+    </w:p>
+    <w:tbl>
+      <w:tblPr>
+        <w:tblW w:type="auto" w:w="0"/>
+        <w:tblLook w:firstColumn="1" w:firstRow="1" w:lastColumn="0" w:lastRow="0" w:noHBand="0" w:noVBand="1" w:val="04A0"/>
+      </w:tblPr>
+      <w:tblGrid>
+        <w:gridCol w:w="2160"/>
+        <w:gridCol w:w="2160"/>
+        <w:gridCol w:w="2160"/>
+        <w:gridCol w:w="2160"/>
+      </w:tblGrid>
+      <w:tr>
+        <w:tc>
+          <w:tcPr>
+            <w:tcW w:type="dxa" w:w="2160"/>
+          </w:tcPr>
+          <w:p>
+            <w:r>
+              <w:t>公司</w:t>
+            </w:r>
+          </w:p>
+        </w:tc>
+        <w:tc>
+          <w:tcPr>
+            <w:tcW w:type="dxa" w:w="2160"/>
+          </w:tcPr>
+          <w:p>
+            <w:r>
+              <w:t>行业</w:t>
+            </w:r>
+          </w:p>
+        </w:tc>
+        <w:tc>
+          <w:tcPr>
+            <w:tcW w:type="dxa" w:w="2160"/>
+          </w:tcPr>
+          <w:p>
+            <w:r>
+              <w:t>市值</w:t>
+            </w:r>
+          </w:p>
+        </w:tc>
+        <w:tc>
+          <w:tcPr>
+            <w:tcW w:type="dxa" w:w="2160"/>
+          </w:tcPr>
+          <w:p>
+            <w:r>
+              <w:t>增长率</w:t>
+            </w:r>
+          </w:p>
+        </w:tc>
+      </w:tr>
+      <w:tr>
+        <w:tc>
+          <w:tcPr>
+            <w:tcW w:type="dxa" w:w="2160"/>
+          </w:tcPr>
+          <w:p>
+            <w:r>
+              <w:t>中建创业科技有限公司</w:t>
+            </w:r>
+          </w:p>
+        </w:tc>
+        <w:tc>
+          <w:tcPr>
+            <w:tcW w:type="dxa" w:w="2160"/>
+          </w:tcPr>
+          <w:p>
+            <w:r>
+              <w:t>半导体</w:t>
+            </w:r>
+          </w:p>
+        </w:tc>
+        <w:tc>
+          <w:tcPr>
+            <w:tcW w:type="dxa" w:w="2160"/>
+          </w:tcPr>
+          <w:p>
+            <w:r>
+              <w:t>344亿</w:t>
+            </w:r>
+          </w:p>
+        </w:tc>
+        <w:tc>
+          <w:tcPr>
+            <w:tcW w:type="dxa" w:w="2160"/>
+          </w:tcPr>
+          <w:p>
+            <w:r>
+              <w:t>6%</w:t>
+            </w:r>
+          </w:p>
+        </w:tc>
+      </w:tr>
+      <w:tr>
+        <w:tc>
+          <w:tcPr>
+            <w:tcW w:type="dxa" w:w="2160"/>
+          </w:tcPr>
+          <w:p>
+            <w:r>
+              <w:t>泰麒麟网络有限公司</w:t>
+            </w:r>
+          </w:p>
+        </w:tc>
+        <w:tc>
+          <w:tcPr>
+            <w:tcW w:type="dxa" w:w="2160"/>
+          </w:tcPr>
+          <w:p>
+            <w:r>
+              <w:t>云计算</w:t>
+            </w:r>
+          </w:p>
+        </w:tc>
+        <w:tc>
+          <w:tcPr>
+            <w:tcW w:type="dxa" w:w="2160"/>
+          </w:tcPr>
+          <w:p>
+            <w:r>
+              <w:t>209亿</w:t>
+            </w:r>
+          </w:p>
+        </w:tc>
+        <w:tc>
+          <w:tcPr>
+            <w:tcW w:type="dxa" w:w="2160"/>
+          </w:tcPr>
+          <w:p>
+            <w:r>
+              <w:t>10%</w:t>
+            </w:r>
+          </w:p>
+        </w:tc>
+      </w:tr>
+      <w:tr>
+        <w:tc>
+          <w:tcPr>
+            <w:tcW w:type="dxa" w:w="2160"/>
+          </w:tcPr>
+          <w:p>
+            <w:r>
+              <w:t>昊嘉科技有限公司</w:t>
+            </w:r>
+          </w:p>
+        </w:tc>
+        <w:tc>
+          <w:tcPr>
+            <w:tcW w:type="dxa" w:w="2160"/>
+          </w:tcPr>
+          <w:p>
+            <w:r>
+              <w:t>医疗科技</w:t>
+            </w:r>
+          </w:p>
+        </w:tc>
+        <w:tc>
+          <w:tcPr>
+            <w:tcW w:type="dxa" w:w="2160"/>
+          </w:tcPr>
+          <w:p>
+            <w:r>
+              <w:t>525亿</w:t>
+            </w:r>
+          </w:p>
+        </w:tc>
+        <w:tc>
+          <w:tcPr>
+            <w:tcW w:type="dxa" w:w="2160"/>
+          </w:tcPr>
+          <w:p>
+            <w:r>
+              <w:t>26%</w:t>
+            </w:r>
+          </w:p>
+        </w:tc>
+      </w:tr>
+      <w:tr>
+        <w:tc>
+          <w:tcPr>
+            <w:tcW w:type="dxa" w:w="2160"/>
+          </w:tcPr>
+          <w:p>
+            <w:r>
+              <w:t>方正科技传媒有限公司</w:t>
+            </w:r>
+          </w:p>
+        </w:tc>
+        <w:tc>
+          <w:tcPr>
+            <w:tcW w:type="dxa" w:w="2160"/>
+          </w:tcPr>
+          <w:p>
+            <w:r>
+              <w:t>人工智能</w:t>
+            </w:r>
+          </w:p>
+        </w:tc>
+        <w:tc>
+          <w:tcPr>
+            <w:tcW w:type="dxa" w:w="2160"/>
+          </w:tcPr>
+          <w:p>
+            <w:r>
+              <w:t>611亿</w:t>
+            </w:r>
+          </w:p>
+        </w:tc>
+        <w:tc>
+          <w:tcPr>
+            <w:tcW w:type="dxa" w:w="2160"/>
+          </w:tcPr>
+          <w:p>
+            <w:r>
+              <w:t>18%</w:t>
+            </w:r>
+          </w:p>
+        </w:tc>
+      </w:tr>
+      <w:tr>
+        <w:tc>
+          <w:tcPr>
+            <w:tcW w:type="dxa" w:w="2160"/>
+          </w:tcPr>
+          <w:p>
+            <w:r>
+              <w:t>巨奥传媒有限公司</w:t>
+            </w:r>
+          </w:p>
+        </w:tc>
+        <w:tc>
+          <w:tcPr>
+            <w:tcW w:type="dxa" w:w="2160"/>
+          </w:tcPr>
+          <w:p>
+            <w:r>
+              <w:t>人工智能</w:t>
+            </w:r>
+          </w:p>
+        </w:tc>
+        <w:tc>
+          <w:tcPr>
+            <w:tcW w:type="dxa" w:w="2160"/>
+          </w:tcPr>
+          <w:p>
+            <w:r>
+              <w:t>363亿</w:t>
+            </w:r>
+          </w:p>
+        </w:tc>
+        <w:tc>
+          <w:tcPr>
+            <w:tcW w:type="dxa" w:w="2160"/>
+          </w:tcPr>
+          <w:p>
+            <w:r>
+              <w:t>14%</w:t>
+            </w:r>
+          </w:p>
+        </w:tc>
+      </w:tr>
+      <w:tr>
+        <w:tc>
+          <w:tcPr>
+            <w:tcW w:type="dxa" w:w="2160"/>
+          </w:tcPr>
+          <w:p>
+            <w:r>
+              <w:t>方正科技传媒有限公司</w:t>
+            </w:r>
+          </w:p>
+        </w:tc>
+        <w:tc>
+          <w:tcPr>
+            <w:tcW w:type="dxa" w:w="2160"/>
+          </w:tcPr>
+          <w:p>
+            <w:r>
+              <w:t>人工智能</w:t>
+            </w:r>
+          </w:p>
+        </w:tc>
+        <w:tc>
+          <w:tcPr>
+            <w:tcW w:type="dxa" w:w="2160"/>
+          </w:tcPr>
+          <w:p>
+            <w:r>
+              <w:t>338亿</w:t>
+            </w:r>
+          </w:p>
+        </w:tc>
+        <w:tc>
+          <w:tcPr>
+            <w:tcW w:type="dxa" w:w="2160"/>
+          </w:tcPr>
+          <w:p>
+            <w:r>
+              <w:t>11%</w:t>
+            </w:r>
+          </w:p>
+        </w:tc>
+      </w:tr>
+      <w:tr>
+        <w:tc>
+          <w:tcPr>
+            <w:tcW w:type="dxa" w:w="2160"/>
+          </w:tcPr>
+          <w:p>
+            <w:r>
+              <w:t>联软网络有限公司</w:t>
+            </w:r>
+          </w:p>
+        </w:tc>
+        <w:tc>
+          <w:tcPr>
+            <w:tcW w:type="dxa" w:w="2160"/>
+          </w:tcPr>
+          <w:p>
+            <w:r>
+              <w:t>半导体</w:t>
+            </w:r>
+          </w:p>
+        </w:tc>
+        <w:tc>
+          <w:tcPr>
+            <w:tcW w:type="dxa" w:w="2160"/>
+          </w:tcPr>
+          <w:p>
+            <w:r>
+              <w:t>338亿</w:t>
+            </w:r>
+          </w:p>
+        </w:tc>
+        <w:tc>
+          <w:tcPr>
+            <w:tcW w:type="dxa" w:w="2160"/>
+          </w:tcPr>
+          <w:p>
+            <w:r>
+              <w:t>10%</w:t>
+            </w:r>
+          </w:p>
+        </w:tc>
+      </w:tr>
+      <w:tr>
+        <w:tc>
+          <w:tcPr>
+            <w:tcW w:type="dxa" w:w="2160"/>
+          </w:tcPr>
+          <w:p>
+            <w:r>
+              <w:t>创汇传媒有限公司</w:t>
+            </w:r>
+          </w:p>
+        </w:tc>
+        <w:tc>
+          <w:tcPr>
+            <w:tcW w:type="dxa" w:w="2160"/>
+          </w:tcPr>
+          <w:p>
+            <w:r>
+              <w:t>新能源</w:t>
+            </w:r>
+          </w:p>
+        </w:tc>
+        <w:tc>
+          <w:tcPr>
+            <w:tcW w:type="dxa" w:w="2160"/>
+          </w:tcPr>
+          <w:p>
+            <w:r>
+              <w:t>105亿</w:t>
+            </w:r>
+          </w:p>
+        </w:tc>
+        <w:tc>
+          <w:tcPr>
+            <w:tcW w:type="dxa" w:w="2160"/>
+          </w:tcPr>
+          <w:p>
+            <w:r>
+              <w:t>29%</w:t>
+            </w:r>
+          </w:p>
+        </w:tc>
+      </w:tr>
+      <w:tr>
+        <w:tc>
+          <w:tcPr>
+            <w:tcW w:type="dxa" w:w="2160"/>
+          </w:tcPr>
+          <w:p>
+            <w:r>
+              <w:t>华成育卓传媒有限公司</w:t>
+            </w:r>
+          </w:p>
+        </w:tc>
+        <w:tc>
+          <w:tcPr>
+            <w:tcW w:type="dxa" w:w="2160"/>
+          </w:tcPr>
+          <w:p>
+            <w:r>
+              <w:t>人工智能</w:t>
+            </w:r>
+          </w:p>
+        </w:tc>
+        <w:tc>
+          <w:tcPr>
+            <w:tcW w:type="dxa" w:w="2160"/>
+          </w:tcPr>
+          <w:p>
+            <w:r>
+              <w:t>583亿</w:t>
+            </w:r>
+          </w:p>
+        </w:tc>
+        <w:tc>
+          <w:tcPr>
+            <w:tcW w:type="dxa" w:w="2160"/>
+          </w:tcPr>
+          <w:p>
+            <w:r>
+              <w:t>14%</w:t>
+            </w:r>
+          </w:p>
+        </w:tc>
+      </w:tr>
+      <w:tr>
+        <w:tc>
+          <w:tcPr>
+            <w:tcW w:type="dxa" w:w="2160"/>
+          </w:tcPr>
+          <w:p>
+            <w:r>
+              <w:t>巨奥传媒有限公司</w:t>
+            </w:r>
+          </w:p>
+        </w:tc>
+        <w:tc>
+          <w:tcPr>
+            <w:tcW w:type="dxa" w:w="2160"/>
+          </w:tcPr>
+          <w:p>
+            <w:r>
+              <w:t>人工智能</w:t>
+            </w:r>
+          </w:p>
+        </w:tc>
+        <w:tc>
+          <w:tcPr>
+            <w:tcW w:type="dxa" w:w="2160"/>
+          </w:tcPr>
+          <w:p>
+            <w:r>
+              <w:t>302亿</w:t>
+            </w:r>
+          </w:p>
+        </w:tc>
+        <w:tc>
+          <w:tcPr>
+            <w:tcW w:type="dxa" w:w="2160"/>
+          </w:tcPr>
+          <w:p>
+            <w:r>
+              <w:t>20%</w:t>
+            </w:r>
+          </w:p>
+        </w:tc>
+      </w:tr>
+      <w:tr>
+        <w:tc>
+          <w:tcPr>
+            <w:tcW w:type="dxa" w:w="2160"/>
+          </w:tcPr>
+          <w:p>
+            <w:r>
+              <w:t>九方传媒有限公司</w:t>
+            </w:r>
+          </w:p>
+        </w:tc>
+        <w:tc>
+          <w:tcPr>
+            <w:tcW w:type="dxa" w:w="2160"/>
+          </w:tcPr>
+          <w:p>
+            <w:r>
+              <w:t>医疗科技</w:t>
+            </w:r>
+          </w:p>
+        </w:tc>
+        <w:tc>
+          <w:tcPr>
+            <w:tcW w:type="dxa" w:w="2160"/>
+          </w:tcPr>
+          <w:p>
+            <w:r>
+              <w:t>303亿</w:t>
+            </w:r>
+          </w:p>
+        </w:tc>
+        <w:tc>
+          <w:tcPr>
+            <w:tcW w:type="dxa" w:w="2160"/>
+          </w:tcPr>
+          <w:p>
+            <w:r>
+              <w:t>17%</w:t>
+            </w:r>
+          </w:p>
+        </w:tc>
+      </w:tr>
+      <w:tr>
+        <w:tc>
+          <w:tcPr>
+            <w:tcW w:type="dxa" w:w="2160"/>
+          </w:tcPr>
+          <w:p>
+            <w:r>
+              <w:t>信诚致远网络有限公司</w:t>
+            </w:r>
+          </w:p>
+        </w:tc>
+        <w:tc>
+          <w:tcPr>
+            <w:tcW w:type="dxa" w:w="2160"/>
+          </w:tcPr>
+          <w:p>
+            <w:r>
+              <w:t>半导体</w:t>
+            </w:r>
+          </w:p>
+        </w:tc>
+        <w:tc>
+          <w:tcPr>
+            <w:tcW w:type="dxa" w:w="2160"/>
+          </w:tcPr>
+          <w:p>
+            <w:r>
+              <w:t>143亿</w:t>
+            </w:r>
+          </w:p>
+        </w:tc>
+        <w:tc>
+          <w:tcPr>
+            <w:tcW w:type="dxa" w:w="2160"/>
+          </w:tcPr>
+          <w:p>
+            <w:r>
+              <w:t>9%</w:t>
+            </w:r>
+          </w:p>
+        </w:tc>
+      </w:tr>
+      <w:tr>
+        <w:tc>
+          <w:tcPr>
+            <w:tcW w:type="dxa" w:w="2160"/>
+          </w:tcPr>
+          <w:p>
+            <w:r>
+              <w:t>惠派国际公司科技有限公司</w:t>
+            </w:r>
+          </w:p>
+        </w:tc>
+        <w:tc>
+          <w:tcPr>
+            <w:tcW w:type="dxa" w:w="2160"/>
+          </w:tcPr>
+          <w:p>
+            <w:r>
+              <w:t>人工智能</w:t>
+            </w:r>
+          </w:p>
+        </w:tc>
+        <w:tc>
+          <w:tcPr>
+            <w:tcW w:type="dxa" w:w="2160"/>
+          </w:tcPr>
+          <w:p>
+            <w:r>
+              <w:t>748亿</w:t>
+            </w:r>
+          </w:p>
+        </w:tc>
+        <w:tc>
+          <w:tcPr>
+            <w:tcW w:type="dxa" w:w="2160"/>
+          </w:tcPr>
+          <w:p>
+            <w:r>
+              <w:t>27%</w:t>
+            </w:r>
+          </w:p>
+        </w:tc>
+      </w:tr>
+      <w:tr>
+        <w:tc>
+          <w:tcPr>
+            <w:tcW w:type="dxa" w:w="2160"/>
+          </w:tcPr>
+          <w:p>
+            <w:r>
+              <w:t>创汇传媒有限公司</w:t>
+            </w:r>
+          </w:p>
+        </w:tc>
+        <w:tc>
+          <w:tcPr>
+            <w:tcW w:type="dxa" w:w="2160"/>
+          </w:tcPr>
+          <w:p>
+            <w:r>
+              <w:t>新能源</w:t>
+            </w:r>
+          </w:p>
+        </w:tc>
+        <w:tc>
+          <w:tcPr>
+            <w:tcW w:type="dxa" w:w="2160"/>
+          </w:tcPr>
+          <w:p>
+            <w:r>
+              <w:t>769亿</w:t>
+            </w:r>
+          </w:p>
+        </w:tc>
+        <w:tc>
+          <w:tcPr>
+            <w:tcW w:type="dxa" w:w="2160"/>
+          </w:tcPr>
+          <w:p>
+            <w:r>
+              <w:t>17%</w:t>
+            </w:r>
+          </w:p>
+        </w:tc>
+      </w:tr>
+      <w:tr>
+        <w:tc>
+          <w:tcPr>
+            <w:tcW w:type="dxa" w:w="2160"/>
+          </w:tcPr>
+          <w:p>
+            <w:r>
+              <w:t>华泰通安网络有限公司</w:t>
+            </w:r>
+          </w:p>
+        </w:tc>
+        <w:tc>
+          <w:tcPr>
+            <w:tcW w:type="dxa" w:w="2160"/>
+          </w:tcPr>
+          <w:p>
+            <w:r>
+              <w:t>半导体</w:t>
+            </w:r>
+          </w:p>
+        </w:tc>
+        <w:tc>
+          <w:tcPr>
+            <w:tcW w:type="dxa" w:w="2160"/>
+          </w:tcPr>
+          <w:p>
+            <w:r>
+              <w:t>489亿</w:t>
+            </w:r>
+          </w:p>
+        </w:tc>
+        <w:tc>
+          <w:tcPr>
+            <w:tcW w:type="dxa" w:w="2160"/>
+          </w:tcPr>
+          <w:p>
+            <w:r>
+              <w:t>22%</w:t>
+            </w:r>
+          </w:p>
+        </w:tc>
+      </w:tr>
+    </w:tbl>
+    <w:p>
+      <w:pPr>
+        <w:pStyle w:val="Heading1"/>
+      </w:pPr>
+      <w:r>
+        <w:t>行业分析 5</w:t>
+      </w:r>
+    </w:p>
+    <w:p>
+      <w:r>
+        <w:br/>
+        <w:t>从产业链角度看，消费科技 行业主要由上游设备厂商、</w:t>
+        <w:br/>
+        <w:t>中游平台企业以及下游应用厂商组成。</w:t>
+        <w:br/>
+        <w:t>方正科技信息有限公司 主要位于产业链的 中游 环节。</w:t>
+        <w:br/>
+      </w:r>
+    </w:p>
+    <w:p>
+      <w:r>
+        <w:br/>
+        <w:t>根据内部财务模型测算，巨奥传媒有限公司 在未来三年</w:t>
+        <w:br/>
+        <w:t>收入复合增长率预计可达到 23% 左右。</w:t>
+        <w:br/>
+        <w:t>该预测基于行业需求增长以及公司产能扩张计划。</w:t>
+        <w:br/>
+      </w:r>
+    </w:p>
+    <w:p>
+      <w:r>
+        <w:br/>
+        <w:t>华辰资本旗下的 HC Alpha Growth Fund 在最近的资产配置会议中</w:t>
+        <w:br/>
+        <w:t>讨论了 机器人 行业的投资机会，并对 通际名联网络有限公司</w:t>
+        <w:br/>
+        <w:t>进行了重点评估。</w:t>
+        <w:br/>
+      </w:r>
+    </w:p>
+    <w:p>
+      <w:r>
+        <w:br/>
+        <w:t>风险管理部认为，新能源 行业仍然面临若干</w:t>
+        <w:br/>
+        <w:t>不确定性因素，包括技术迭代风险、政策变化、</w:t>
+        <w:br/>
+        <w:t>以及市场竞争加剧等问题。</w:t>
+        <w:br/>
+      </w:r>
+    </w:p>
+    <w:p>
+      <w:r>
+        <w:br/>
+        <w:t>从产业链角度看，半导体 行业主要由上游设备厂商、</w:t>
+        <w:br/>
+        <w:t>中游平台企业以及下游应用厂商组成。</w:t>
+        <w:br/>
+        <w:t>信诚致远网络有限公司 主要位于产业链的 下游 环节。</w:t>
+        <w:br/>
+      </w:r>
+    </w:p>
+    <w:p>
+      <w:r>
+        <w:br/>
+        <w:t>从产业链角度看，医疗科技 行业主要由上游设备厂商、</w:t>
+        <w:br/>
+        <w:t>中游平台企业以及下游应用厂商组成。</w:t>
+        <w:br/>
+        <w:t>昊嘉科技有限公司 主要位于产业链的 中游 环节。</w:t>
+        <w:br/>
+      </w:r>
+    </w:p>
+    <w:p>
+      <w:r>
+        <w:br/>
+        <w:t>华辰资本旗下的 HC AI Innovation Fund 在最近的资产配置会议中</w:t>
+        <w:br/>
+        <w:t>讨论了 云计算 行业的投资机会，并对 佳禾传媒有限公司</w:t>
+        <w:br/>
+        <w:t>进行了重点评估。</w:t>
+        <w:br/>
+      </w:r>
+    </w:p>
+    <w:p>
+      <w:r>
+        <w:br/>
         <w:t>华辰资本旗下的 HC Energy Transition Fund 在最近的资产配置会议中</w:t>
         <w:br/>
-        <w:t>讨论了 消费科技 行业的投资机会，并对 银嘉信息有限公司</w:t>
+        <w:t>讨论了 医疗科技 行业的投资机会，并对 昊嘉科技有限公司</w:t>
         <w:br/>
         <w:t>进行了重点评估。</w:t>
         <w:br/>
@@ -3306,37 +3300,37 @@
           </w:tcPr>
           <w:p>
             <w:r>
-              <w:t>东方峻景网络有限公司</w:t>
-            </w:r>
-          </w:p>
-        </w:tc>
-        <w:tc>
-          <w:tcPr>
-            <w:tcW w:type="dxa" w:w="2160"/>
-          </w:tcPr>
-          <w:p>
-            <w:r>
-              <w:t>机器人</w:t>
-            </w:r>
-          </w:p>
-        </w:tc>
-        <w:tc>
-          <w:tcPr>
-            <w:tcW w:type="dxa" w:w="2160"/>
-          </w:tcPr>
-          <w:p>
-            <w:r>
-              <w:t>185亿</w:t>
-            </w:r>
-          </w:p>
-        </w:tc>
-        <w:tc>
-          <w:tcPr>
-            <w:tcW w:type="dxa" w:w="2160"/>
-          </w:tcPr>
-          <w:p>
-            <w:r>
-              <w:t>8%</w:t>
+              <w:t>创联世纪信息有限公司</w:t>
+            </w:r>
+          </w:p>
+        </w:tc>
+        <w:tc>
+          <w:tcPr>
+            <w:tcW w:type="dxa" w:w="2160"/>
+          </w:tcPr>
+          <w:p>
+            <w:r>
+              <w:t>云计算</w:t>
+            </w:r>
+          </w:p>
+        </w:tc>
+        <w:tc>
+          <w:tcPr>
+            <w:tcW w:type="dxa" w:w="2160"/>
+          </w:tcPr>
+          <w:p>
+            <w:r>
+              <w:t>415亿</w:t>
+            </w:r>
+          </w:p>
+        </w:tc>
+        <w:tc>
+          <w:tcPr>
+            <w:tcW w:type="dxa" w:w="2160"/>
+          </w:tcPr>
+          <w:p>
+            <w:r>
+              <w:t>9%</w:t>
             </w:r>
           </w:p>
         </w:tc>
@@ -3348,7 +3342,7 @@
           </w:tcPr>
           <w:p>
             <w:r>
-              <w:t>天益信息有限公司</w:t>
+              <w:t>佳禾传媒有限公司</w:t>
             </w:r>
           </w:p>
         </w:tc>
@@ -3368,17 +3362,17 @@
           </w:tcPr>
           <w:p>
             <w:r>
-              <w:t>564亿</w:t>
-            </w:r>
-          </w:p>
-        </w:tc>
-        <w:tc>
-          <w:tcPr>
-            <w:tcW w:type="dxa" w:w="2160"/>
-          </w:tcPr>
-          <w:p>
-            <w:r>
-              <w:t>23%</w:t>
+              <w:t>762亿</w:t>
+            </w:r>
+          </w:p>
+        </w:tc>
+        <w:tc>
+          <w:tcPr>
+            <w:tcW w:type="dxa" w:w="2160"/>
+          </w:tcPr>
+          <w:p>
+            <w:r>
+              <w:t>22%</w:t>
             </w:r>
           </w:p>
         </w:tc>
@@ -3390,37 +3384,37 @@
           </w:tcPr>
           <w:p>
             <w:r>
-              <w:t>雨林木风计算机网络有限公司</w:t>
-            </w:r>
-          </w:p>
-        </w:tc>
-        <w:tc>
-          <w:tcPr>
-            <w:tcW w:type="dxa" w:w="2160"/>
-          </w:tcPr>
-          <w:p>
-            <w:r>
-              <w:t>医疗科技</w:t>
-            </w:r>
-          </w:p>
-        </w:tc>
-        <w:tc>
-          <w:tcPr>
-            <w:tcW w:type="dxa" w:w="2160"/>
-          </w:tcPr>
-          <w:p>
-            <w:r>
-              <w:t>560亿</w:t>
-            </w:r>
-          </w:p>
-        </w:tc>
-        <w:tc>
-          <w:tcPr>
-            <w:tcW w:type="dxa" w:w="2160"/>
-          </w:tcPr>
-          <w:p>
-            <w:r>
-              <w:t>17%</w:t>
+              <w:t>恩悌网络有限公司</w:t>
+            </w:r>
+          </w:p>
+        </w:tc>
+        <w:tc>
+          <w:tcPr>
+            <w:tcW w:type="dxa" w:w="2160"/>
+          </w:tcPr>
+          <w:p>
+            <w:r>
+              <w:t>新能源</w:t>
+            </w:r>
+          </w:p>
+        </w:tc>
+        <w:tc>
+          <w:tcPr>
+            <w:tcW w:type="dxa" w:w="2160"/>
+          </w:tcPr>
+          <w:p>
+            <w:r>
+              <w:t>345亿</w:t>
+            </w:r>
+          </w:p>
+        </w:tc>
+        <w:tc>
+          <w:tcPr>
+            <w:tcW w:type="dxa" w:w="2160"/>
+          </w:tcPr>
+          <w:p>
+            <w:r>
+              <w:t>19%</w:t>
             </w:r>
           </w:p>
         </w:tc>
@@ -3432,7 +3426,7 @@
           </w:tcPr>
           <w:p>
             <w:r>
-              <w:t>天益信息有限公司</w:t>
+              <w:t>信诚致远科技有限公司</w:t>
             </w:r>
           </w:p>
         </w:tc>
@@ -3452,17 +3446,17 @@
           </w:tcPr>
           <w:p>
             <w:r>
-              <w:t>207亿</w:t>
-            </w:r>
-          </w:p>
-        </w:tc>
-        <w:tc>
-          <w:tcPr>
-            <w:tcW w:type="dxa" w:w="2160"/>
-          </w:tcPr>
-          <w:p>
-            <w:r>
-              <w:t>5%</w:t>
+              <w:t>451亿</w:t>
+            </w:r>
+          </w:p>
+        </w:tc>
+        <w:tc>
+          <w:tcPr>
+            <w:tcW w:type="dxa" w:w="2160"/>
+          </w:tcPr>
+          <w:p>
+            <w:r>
+              <w:t>28%</w:t>
             </w:r>
           </w:p>
         </w:tc>
@@ -3474,37 +3468,37 @@
           </w:tcPr>
           <w:p>
             <w:r>
-              <w:t>昊嘉网络有限公司</w:t>
-            </w:r>
-          </w:p>
-        </w:tc>
-        <w:tc>
-          <w:tcPr>
-            <w:tcW w:type="dxa" w:w="2160"/>
-          </w:tcPr>
-          <w:p>
-            <w:r>
-              <w:t>新能源</w:t>
-            </w:r>
-          </w:p>
-        </w:tc>
-        <w:tc>
-          <w:tcPr>
-            <w:tcW w:type="dxa" w:w="2160"/>
-          </w:tcPr>
-          <w:p>
-            <w:r>
-              <w:t>446亿</w:t>
-            </w:r>
-          </w:p>
-        </w:tc>
-        <w:tc>
-          <w:tcPr>
-            <w:tcW w:type="dxa" w:w="2160"/>
-          </w:tcPr>
-          <w:p>
-            <w:r>
-              <w:t>15%</w:t>
+              <w:t>华成育卓科技有限公司</w:t>
+            </w:r>
+          </w:p>
+        </w:tc>
+        <w:tc>
+          <w:tcPr>
+            <w:tcW w:type="dxa" w:w="2160"/>
+          </w:tcPr>
+          <w:p>
+            <w:r>
+              <w:t>医疗科技</w:t>
+            </w:r>
+          </w:p>
+        </w:tc>
+        <w:tc>
+          <w:tcPr>
+            <w:tcW w:type="dxa" w:w="2160"/>
+          </w:tcPr>
+          <w:p>
+            <w:r>
+              <w:t>525亿</w:t>
+            </w:r>
+          </w:p>
+        </w:tc>
+        <w:tc>
+          <w:tcPr>
+            <w:tcW w:type="dxa" w:w="2160"/>
+          </w:tcPr>
+          <w:p>
+            <w:r>
+              <w:t>13%</w:t>
             </w:r>
           </w:p>
         </w:tc>
@@ -3516,7 +3510,7 @@
           </w:tcPr>
           <w:p>
             <w:r>
-              <w:t>信诚致远传媒有限公司</w:t>
+              <w:t>华成育卓传媒有限公司</w:t>
             </w:r>
           </w:p>
         </w:tc>
@@ -3536,17 +3530,17 @@
           </w:tcPr>
           <w:p>
             <w:r>
-              <w:t>480亿</w:t>
-            </w:r>
-          </w:p>
-        </w:tc>
-        <w:tc>
-          <w:tcPr>
-            <w:tcW w:type="dxa" w:w="2160"/>
-          </w:tcPr>
-          <w:p>
-            <w:r>
-              <w:t>12%</w:t>
+              <w:t>388亿</w:t>
+            </w:r>
+          </w:p>
+        </w:tc>
+        <w:tc>
+          <w:tcPr>
+            <w:tcW w:type="dxa" w:w="2160"/>
+          </w:tcPr>
+          <w:p>
+            <w:r>
+              <w:t>13%</w:t>
             </w:r>
           </w:p>
         </w:tc>
@@ -3558,37 +3552,37 @@
           </w:tcPr>
           <w:p>
             <w:r>
-              <w:t>南康网络有限公司</w:t>
-            </w:r>
-          </w:p>
-        </w:tc>
-        <w:tc>
-          <w:tcPr>
-            <w:tcW w:type="dxa" w:w="2160"/>
-          </w:tcPr>
-          <w:p>
-            <w:r>
-              <w:t>消费科技</w:t>
-            </w:r>
-          </w:p>
-        </w:tc>
-        <w:tc>
-          <w:tcPr>
-            <w:tcW w:type="dxa" w:w="2160"/>
-          </w:tcPr>
-          <w:p>
-            <w:r>
-              <w:t>211亿</w:t>
-            </w:r>
-          </w:p>
-        </w:tc>
-        <w:tc>
-          <w:tcPr>
-            <w:tcW w:type="dxa" w:w="2160"/>
-          </w:tcPr>
-          <w:p>
-            <w:r>
-              <w:t>25%</w:t>
+              <w:t>昊嘉科技有限公司</w:t>
+            </w:r>
+          </w:p>
+        </w:tc>
+        <w:tc>
+          <w:tcPr>
+            <w:tcW w:type="dxa" w:w="2160"/>
+          </w:tcPr>
+          <w:p>
+            <w:r>
+              <w:t>医疗科技</w:t>
+            </w:r>
+          </w:p>
+        </w:tc>
+        <w:tc>
+          <w:tcPr>
+            <w:tcW w:type="dxa" w:w="2160"/>
+          </w:tcPr>
+          <w:p>
+            <w:r>
+              <w:t>516亿</w:t>
+            </w:r>
+          </w:p>
+        </w:tc>
+        <w:tc>
+          <w:tcPr>
+            <w:tcW w:type="dxa" w:w="2160"/>
+          </w:tcPr>
+          <w:p>
+            <w:r>
+              <w:t>9%</w:t>
             </w:r>
           </w:p>
         </w:tc>
@@ -3600,37 +3594,37 @@
           </w:tcPr>
           <w:p>
             <w:r>
-              <w:t>迪摩科技有限公司</w:t>
-            </w:r>
-          </w:p>
-        </w:tc>
-        <w:tc>
-          <w:tcPr>
-            <w:tcW w:type="dxa" w:w="2160"/>
-          </w:tcPr>
-          <w:p>
-            <w:r>
-              <w:t>人工智能</w:t>
-            </w:r>
-          </w:p>
-        </w:tc>
-        <w:tc>
-          <w:tcPr>
-            <w:tcW w:type="dxa" w:w="2160"/>
-          </w:tcPr>
-          <w:p>
-            <w:r>
-              <w:t>554亿</w:t>
-            </w:r>
-          </w:p>
-        </w:tc>
-        <w:tc>
-          <w:tcPr>
-            <w:tcW w:type="dxa" w:w="2160"/>
-          </w:tcPr>
-          <w:p>
-            <w:r>
-              <w:t>21%</w:t>
+              <w:t>富罳网络有限公司</w:t>
+            </w:r>
+          </w:p>
+        </w:tc>
+        <w:tc>
+          <w:tcPr>
+            <w:tcW w:type="dxa" w:w="2160"/>
+          </w:tcPr>
+          <w:p>
+            <w:r>
+              <w:t>新能源</w:t>
+            </w:r>
+          </w:p>
+        </w:tc>
+        <w:tc>
+          <w:tcPr>
+            <w:tcW w:type="dxa" w:w="2160"/>
+          </w:tcPr>
+          <w:p>
+            <w:r>
+              <w:t>561亿</w:t>
+            </w:r>
+          </w:p>
+        </w:tc>
+        <w:tc>
+          <w:tcPr>
+            <w:tcW w:type="dxa" w:w="2160"/>
+          </w:tcPr>
+          <w:p>
+            <w:r>
+              <w:t>11%</w:t>
             </w:r>
           </w:p>
         </w:tc>
@@ -3642,37 +3636,37 @@
           </w:tcPr>
           <w:p>
             <w:r>
-              <w:t>迪摩科技有限公司</w:t>
-            </w:r>
-          </w:p>
-        </w:tc>
-        <w:tc>
-          <w:tcPr>
-            <w:tcW w:type="dxa" w:w="2160"/>
-          </w:tcPr>
-          <w:p>
-            <w:r>
-              <w:t>人工智能</w:t>
-            </w:r>
-          </w:p>
-        </w:tc>
-        <w:tc>
-          <w:tcPr>
-            <w:tcW w:type="dxa" w:w="2160"/>
-          </w:tcPr>
-          <w:p>
-            <w:r>
-              <w:t>454亿</w:t>
-            </w:r>
-          </w:p>
-        </w:tc>
-        <w:tc>
-          <w:tcPr>
-            <w:tcW w:type="dxa" w:w="2160"/>
-          </w:tcPr>
-          <w:p>
-            <w:r>
-              <w:t>17%</w:t>
+              <w:t>联通时科传媒有限公司</w:t>
+            </w:r>
+          </w:p>
+        </w:tc>
+        <w:tc>
+          <w:tcPr>
+            <w:tcW w:type="dxa" w:w="2160"/>
+          </w:tcPr>
+          <w:p>
+            <w:r>
+              <w:t>消费科技</w:t>
+            </w:r>
+          </w:p>
+        </w:tc>
+        <w:tc>
+          <w:tcPr>
+            <w:tcW w:type="dxa" w:w="2160"/>
+          </w:tcPr>
+          <w:p>
+            <w:r>
+              <w:t>180亿</w:t>
+            </w:r>
+          </w:p>
+        </w:tc>
+        <w:tc>
+          <w:tcPr>
+            <w:tcW w:type="dxa" w:w="2160"/>
+          </w:tcPr>
+          <w:p>
+            <w:r>
+              <w:t>7%</w:t>
             </w:r>
           </w:p>
         </w:tc>
@@ -3684,37 +3678,37 @@
           </w:tcPr>
           <w:p>
             <w:r>
-              <w:t>创亿信息有限公司</w:t>
-            </w:r>
-          </w:p>
-        </w:tc>
-        <w:tc>
-          <w:tcPr>
-            <w:tcW w:type="dxa" w:w="2160"/>
-          </w:tcPr>
-          <w:p>
-            <w:r>
-              <w:t>医疗科技</w:t>
-            </w:r>
-          </w:p>
-        </w:tc>
-        <w:tc>
-          <w:tcPr>
-            <w:tcW w:type="dxa" w:w="2160"/>
-          </w:tcPr>
-          <w:p>
-            <w:r>
-              <w:t>674亿</w:t>
-            </w:r>
-          </w:p>
-        </w:tc>
-        <w:tc>
-          <w:tcPr>
-            <w:tcW w:type="dxa" w:w="2160"/>
-          </w:tcPr>
-          <w:p>
-            <w:r>
-              <w:t>6%</w:t>
+              <w:t>图龙信息传媒有限公司</w:t>
+            </w:r>
+          </w:p>
+        </w:tc>
+        <w:tc>
+          <w:tcPr>
+            <w:tcW w:type="dxa" w:w="2160"/>
+          </w:tcPr>
+          <w:p>
+            <w:r>
+              <w:t>机器人</w:t>
+            </w:r>
+          </w:p>
+        </w:tc>
+        <w:tc>
+          <w:tcPr>
+            <w:tcW w:type="dxa" w:w="2160"/>
+          </w:tcPr>
+          <w:p>
+            <w:r>
+              <w:t>560亿</w:t>
+            </w:r>
+          </w:p>
+        </w:tc>
+        <w:tc>
+          <w:tcPr>
+            <w:tcW w:type="dxa" w:w="2160"/>
+          </w:tcPr>
+          <w:p>
+            <w:r>
+              <w:t>10%</w:t>
             </w:r>
           </w:p>
         </w:tc>
@@ -3726,37 +3720,37 @@
           </w:tcPr>
           <w:p>
             <w:r>
-              <w:t>雨林木风计算机网络有限公司</w:t>
-            </w:r>
-          </w:p>
-        </w:tc>
-        <w:tc>
-          <w:tcPr>
-            <w:tcW w:type="dxa" w:w="2160"/>
-          </w:tcPr>
-          <w:p>
-            <w:r>
-              <w:t>医疗科技</w:t>
-            </w:r>
-          </w:p>
-        </w:tc>
-        <w:tc>
-          <w:tcPr>
-            <w:tcW w:type="dxa" w:w="2160"/>
-          </w:tcPr>
-          <w:p>
-            <w:r>
-              <w:t>238亿</w:t>
-            </w:r>
-          </w:p>
-        </w:tc>
-        <w:tc>
-          <w:tcPr>
-            <w:tcW w:type="dxa" w:w="2160"/>
-          </w:tcPr>
-          <w:p>
-            <w:r>
-              <w:t>25%</w:t>
+              <w:t>惠派国际公司科技有限公司</w:t>
+            </w:r>
+          </w:p>
+        </w:tc>
+        <w:tc>
+          <w:tcPr>
+            <w:tcW w:type="dxa" w:w="2160"/>
+          </w:tcPr>
+          <w:p>
+            <w:r>
+              <w:t>人工智能</w:t>
+            </w:r>
+          </w:p>
+        </w:tc>
+        <w:tc>
+          <w:tcPr>
+            <w:tcW w:type="dxa" w:w="2160"/>
+          </w:tcPr>
+          <w:p>
+            <w:r>
+              <w:t>682亿</w:t>
+            </w:r>
+          </w:p>
+        </w:tc>
+        <w:tc>
+          <w:tcPr>
+            <w:tcW w:type="dxa" w:w="2160"/>
+          </w:tcPr>
+          <w:p>
+            <w:r>
+              <w:t>23%</w:t>
             </w:r>
           </w:p>
         </w:tc>
@@ -3768,37 +3762,37 @@
           </w:tcPr>
           <w:p>
             <w:r>
-              <w:t>新宇龙信息传媒有限公司</w:t>
-            </w:r>
-          </w:p>
-        </w:tc>
-        <w:tc>
-          <w:tcPr>
-            <w:tcW w:type="dxa" w:w="2160"/>
-          </w:tcPr>
-          <w:p>
-            <w:r>
-              <w:t>机器人</w:t>
-            </w:r>
-          </w:p>
-        </w:tc>
-        <w:tc>
-          <w:tcPr>
-            <w:tcW w:type="dxa" w:w="2160"/>
-          </w:tcPr>
-          <w:p>
-            <w:r>
-              <w:t>344亿</w:t>
-            </w:r>
-          </w:p>
-        </w:tc>
-        <w:tc>
-          <w:tcPr>
-            <w:tcW w:type="dxa" w:w="2160"/>
-          </w:tcPr>
-          <w:p>
-            <w:r>
-              <w:t>20%</w:t>
+              <w:t>飞利信科技有限公司</w:t>
+            </w:r>
+          </w:p>
+        </w:tc>
+        <w:tc>
+          <w:tcPr>
+            <w:tcW w:type="dxa" w:w="2160"/>
+          </w:tcPr>
+          <w:p>
+            <w:r>
+              <w:t>人工智能</w:t>
+            </w:r>
+          </w:p>
+        </w:tc>
+        <w:tc>
+          <w:tcPr>
+            <w:tcW w:type="dxa" w:w="2160"/>
+          </w:tcPr>
+          <w:p>
+            <w:r>
+              <w:t>187亿</w:t>
+            </w:r>
+          </w:p>
+        </w:tc>
+        <w:tc>
+          <w:tcPr>
+            <w:tcW w:type="dxa" w:w="2160"/>
+          </w:tcPr>
+          <w:p>
+            <w:r>
+              <w:t>29%</w:t>
             </w:r>
           </w:p>
         </w:tc>
@@ -3810,37 +3804,37 @@
           </w:tcPr>
           <w:p>
             <w:r>
-              <w:t>昊嘉网络有限公司</w:t>
-            </w:r>
-          </w:p>
-        </w:tc>
-        <w:tc>
-          <w:tcPr>
-            <w:tcW w:type="dxa" w:w="2160"/>
-          </w:tcPr>
-          <w:p>
-            <w:r>
-              <w:t>新能源</w:t>
-            </w:r>
-          </w:p>
-        </w:tc>
-        <w:tc>
-          <w:tcPr>
-            <w:tcW w:type="dxa" w:w="2160"/>
-          </w:tcPr>
-          <w:p>
-            <w:r>
-              <w:t>660亿</w:t>
-            </w:r>
-          </w:p>
-        </w:tc>
-        <w:tc>
-          <w:tcPr>
-            <w:tcW w:type="dxa" w:w="2160"/>
-          </w:tcPr>
-          <w:p>
-            <w:r>
-              <w:t>11%</w:t>
+              <w:t>精芯信息有限公司</w:t>
+            </w:r>
+          </w:p>
+        </w:tc>
+        <w:tc>
+          <w:tcPr>
+            <w:tcW w:type="dxa" w:w="2160"/>
+          </w:tcPr>
+          <w:p>
+            <w:r>
+              <w:t>半导体</w:t>
+            </w:r>
+          </w:p>
+        </w:tc>
+        <w:tc>
+          <w:tcPr>
+            <w:tcW w:type="dxa" w:w="2160"/>
+          </w:tcPr>
+          <w:p>
+            <w:r>
+              <w:t>424亿</w:t>
+            </w:r>
+          </w:p>
+        </w:tc>
+        <w:tc>
+          <w:tcPr>
+            <w:tcW w:type="dxa" w:w="2160"/>
+          </w:tcPr>
+          <w:p>
+            <w:r>
+              <w:t>26%</w:t>
             </w:r>
           </w:p>
         </w:tc>
@@ -3852,37 +3846,37 @@
           </w:tcPr>
           <w:p>
             <w:r>
-              <w:t>鸿睿思博信息有限公司</w:t>
-            </w:r>
-          </w:p>
-        </w:tc>
-        <w:tc>
-          <w:tcPr>
-            <w:tcW w:type="dxa" w:w="2160"/>
-          </w:tcPr>
-          <w:p>
-            <w:r>
-              <w:t>半导体</w:t>
-            </w:r>
-          </w:p>
-        </w:tc>
-        <w:tc>
-          <w:tcPr>
-            <w:tcW w:type="dxa" w:w="2160"/>
-          </w:tcPr>
-          <w:p>
-            <w:r>
-              <w:t>766亿</w:t>
-            </w:r>
-          </w:p>
-        </w:tc>
-        <w:tc>
-          <w:tcPr>
-            <w:tcW w:type="dxa" w:w="2160"/>
-          </w:tcPr>
-          <w:p>
-            <w:r>
-              <w:t>6%</w:t>
+              <w:t>图龙信息传媒有限公司</w:t>
+            </w:r>
+          </w:p>
+        </w:tc>
+        <w:tc>
+          <w:tcPr>
+            <w:tcW w:type="dxa" w:w="2160"/>
+          </w:tcPr>
+          <w:p>
+            <w:r>
+              <w:t>机器人</w:t>
+            </w:r>
+          </w:p>
+        </w:tc>
+        <w:tc>
+          <w:tcPr>
+            <w:tcW w:type="dxa" w:w="2160"/>
+          </w:tcPr>
+          <w:p>
+            <w:r>
+              <w:t>794亿</w:t>
+            </w:r>
+          </w:p>
+        </w:tc>
+        <w:tc>
+          <w:tcPr>
+            <w:tcW w:type="dxa" w:w="2160"/>
+          </w:tcPr>
+          <w:p>
+            <w:r>
+              <w:t>25%</w:t>
             </w:r>
           </w:p>
         </w:tc>
@@ -3894,37 +3888,37 @@
           </w:tcPr>
           <w:p>
             <w:r>
-              <w:t>佳禾科技有限公司</w:t>
-            </w:r>
-          </w:p>
-        </w:tc>
-        <w:tc>
-          <w:tcPr>
-            <w:tcW w:type="dxa" w:w="2160"/>
-          </w:tcPr>
-          <w:p>
-            <w:r>
-              <w:t>半导体</w:t>
-            </w:r>
-          </w:p>
-        </w:tc>
-        <w:tc>
-          <w:tcPr>
-            <w:tcW w:type="dxa" w:w="2160"/>
-          </w:tcPr>
-          <w:p>
-            <w:r>
-              <w:t>660亿</w:t>
-            </w:r>
-          </w:p>
-        </w:tc>
-        <w:tc>
-          <w:tcPr>
-            <w:tcW w:type="dxa" w:w="2160"/>
-          </w:tcPr>
-          <w:p>
-            <w:r>
-              <w:t>27%</w:t>
+              <w:t>昂歌信息信息有限公司</w:t>
+            </w:r>
+          </w:p>
+        </w:tc>
+        <w:tc>
+          <w:tcPr>
+            <w:tcW w:type="dxa" w:w="2160"/>
+          </w:tcPr>
+          <w:p>
+            <w:r>
+              <w:t>消费科技</w:t>
+            </w:r>
+          </w:p>
+        </w:tc>
+        <w:tc>
+          <w:tcPr>
+            <w:tcW w:type="dxa" w:w="2160"/>
+          </w:tcPr>
+          <w:p>
+            <w:r>
+              <w:t>531亿</w:t>
+            </w:r>
+          </w:p>
+        </w:tc>
+        <w:tc>
+          <w:tcPr>
+            <w:tcW w:type="dxa" w:w="2160"/>
+          </w:tcPr>
+          <w:p>
+            <w:r>
+              <w:t>10%</w:t>
             </w:r>
           </w:p>
         </w:tc>
